--- a/WebContent/docx/EGFR_ALK_ROS1基因检测报告模板-苏州九院.docx
+++ b/WebContent/docx/EGFR_ALK_ROS1基因检测报告模板-苏州九院.docx
@@ -1739,6 +1739,188 @@
               </w:rPr>
               <w:t>检测人：</w:t>
             </w:r>
+            <w:r>
+              <w:rPr>
+                <w:sz w:val="24"/>
+              </w:rPr>
+              <mc:AlternateContent>
+                <mc:Choice Requires="wpg">
+                  <w:drawing>
+                    <wp:anchor distT="0" distB="0" distL="114300" distR="114300" simplePos="0" relativeHeight="251662336" behindDoc="0" locked="0" layoutInCell="1" allowOverlap="1">
+                      <wp:simplePos x="0" y="0"/>
+                      <wp:positionH relativeFrom="column">
+                        <wp:posOffset>791845</wp:posOffset>
+                      </wp:positionH>
+                      <wp:positionV relativeFrom="paragraph">
+                        <wp:posOffset>-834390</wp:posOffset>
+                      </wp:positionV>
+                      <wp:extent cx="5293995" cy="1443355"/>
+                      <wp:effectExtent l="0" t="0" r="9525" b="4445"/>
+                      <wp:wrapNone/>
+                      <wp:docPr id="6" name="组合 6"/>
+                      <wp:cNvGraphicFramePr/>
+                      <a:graphic xmlns:a="http://schemas.openxmlformats.org/drawingml/2006/main">
+                        <a:graphicData uri="http://schemas.microsoft.com/office/word/2010/wordprocessingGroup">
+                          <wpg:wgp>
+                            <wpg:cNvGrpSpPr/>
+                            <wpg:grpSpPr>
+                              <a:xfrm>
+                                <a:off x="0" y="0"/>
+                                <a:ext cx="5293995" cy="1443355"/>
+                                <a:chOff x="17862" y="40635"/>
+                                <a:chExt cx="8337" cy="2273"/>
+                              </a:xfrm>
+                            </wpg:grpSpPr>
+                            <pic:pic xmlns:pic="http://schemas.openxmlformats.org/drawingml/2006/picture">
+                              <pic:nvPicPr>
+                                <pic:cNvPr id="8" name="图片 23"/>
+                                <pic:cNvPicPr>
+                                  <a:picLocks noChangeAspect="1" noChangeArrowheads="1"/>
+                                </pic:cNvPicPr>
+                              </pic:nvPicPr>
+                              <pic:blipFill>
+                                <a:blip r:embed="rId7">
+                                  <a:extLst>
+                                    <a:ext uri="{28A0092B-C50C-407E-A947-70E740481C1C}">
+                                      <a14:useLocalDpi xmlns:a14="http://schemas.microsoft.com/office/drawing/2010/main" val="0"/>
+                                    </a:ext>
+                                  </a:extLst>
+                                </a:blip>
+                                <a:srcRect/>
+                                <a:stretch>
+                                  <a:fillRect/>
+                                </a:stretch>
+                              </pic:blipFill>
+                              <pic:spPr>
+                                <a:xfrm>
+                                  <a:off x="23926" y="40635"/>
+                                  <a:ext cx="2273" cy="2273"/>
+                                </a:xfrm>
+                                <a:prstGeom prst="rect">
+                                  <a:avLst/>
+                                </a:prstGeom>
+                                <a:noFill/>
+                                <a:ln>
+                                  <a:noFill/>
+                                </a:ln>
+                              </pic:spPr>
+                            </pic:pic>
+                            <wpg:grpSp>
+                              <wpg:cNvPr id="10" name="组合 23"/>
+                              <wpg:cNvGrpSpPr/>
+                              <wpg:grpSpPr>
+                                <a:xfrm>
+                                  <a:off x="17862" y="41843"/>
+                                  <a:ext cx="4208" cy="652"/>
+                                  <a:chOff x="17862" y="41843"/>
+                                  <a:chExt cx="4208" cy="652"/>
+                                </a:xfrm>
+                              </wpg:grpSpPr>
+                              <pic:pic xmlns:pic="http://schemas.openxmlformats.org/drawingml/2006/picture">
+                                <pic:nvPicPr>
+                                  <pic:cNvPr id="22" name="图片 59" descr="图片1"/>
+                                  <pic:cNvPicPr>
+                                    <a:picLocks noChangeAspect="1"/>
+                                  </pic:cNvPicPr>
+                                </pic:nvPicPr>
+                                <pic:blipFill>
+                                  <a:blip r:embed="rId8">
+                                    <a:biLevel thresh="50000"/>
+                                  </a:blip>
+                                  <a:srcRect l="7865" t="11797" r="5322" b="19074"/>
+                                  <a:stretch>
+                                    <a:fillRect/>
+                                  </a:stretch>
+                                </pic:blipFill>
+                                <pic:spPr>
+                                  <a:xfrm>
+                                    <a:off x="17862" y="41869"/>
+                                    <a:ext cx="1468" cy="627"/>
+                                  </a:xfrm>
+                                  <a:prstGeom prst="rect">
+                                    <a:avLst/>
+                                  </a:prstGeom>
+                                  <a:noFill/>
+                                </pic:spPr>
+                              </pic:pic>
+                              <pic:pic xmlns:pic="http://schemas.openxmlformats.org/drawingml/2006/picture">
+                                <pic:nvPicPr>
+                                  <pic:cNvPr id="4" name="图片 29" descr="IMG_256"/>
+                                  <pic:cNvPicPr>
+                                    <a:picLocks noChangeAspect="1"/>
+                                  </pic:cNvPicPr>
+                                </pic:nvPicPr>
+                                <pic:blipFill>
+                                  <a:blip r:embed="rId9">
+                                    <a:clrChange>
+                                      <a:clrFrom>
+                                        <a:srgbClr val="FFFFFF">
+                                          <a:alpha val="100000"/>
+                                        </a:srgbClr>
+                                      </a:clrFrom>
+                                      <a:clrTo>
+                                        <a:srgbClr val="FFFFFF">
+                                          <a:alpha val="100000"/>
+                                          <a:alpha val="0"/>
+                                        </a:srgbClr>
+                                      </a:clrTo>
+                                    </a:clrChange>
+                                  </a:blip>
+                                  <a:stretch>
+                                    <a:fillRect/>
+                                  </a:stretch>
+                                </pic:blipFill>
+                                <pic:spPr>
+                                  <a:xfrm>
+                                    <a:off x="21096" y="41843"/>
+                                    <a:ext cx="975" cy="570"/>
+                                  </a:xfrm>
+                                  <a:prstGeom prst="rect">
+                                    <a:avLst/>
+                                  </a:prstGeom>
+                                  <a:noFill/>
+                                  <a:ln w="9525">
+                                    <a:noFill/>
+                                  </a:ln>
+                                </pic:spPr>
+                              </pic:pic>
+                            </wpg:grpSp>
+                          </wpg:wgp>
+                        </a:graphicData>
+                      </a:graphic>
+                    </wp:anchor>
+                  </w:drawing>
+                </mc:Choice>
+                <mc:Fallback>
+                  <w:pict>
+                    <v:group id="_x0000_s1026" o:spid="_x0000_s1026" o:spt="203" style="position:absolute;left:0pt;margin-left:62.35pt;margin-top:-65.7pt;height:113.65pt;width:416.85pt;z-index:251662336;mso-width-relative:page;mso-height-relative:page;" coordorigin="17862,40635" coordsize="8337,2273" o:gfxdata="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">
+                      <o:lock v:ext="edit" aspectratio="f"/>
+                      <v:shape id="图片 23" o:spid="_x0000_s1026" o:spt="75" type="#_x0000_t75" style="position:absolute;left:23926;top:40635;height:2273;width:2273;" filled="f" o:preferrelative="t" stroked="f" coordsize="21600,21600" o:gfxdata="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">
+                        <v:fill on="f" focussize="0,0"/>
+                        <v:stroke on="f"/>
+                        <v:imagedata r:id="rId7" o:title=""/>
+                        <o:lock v:ext="edit" aspectratio="t"/>
+                      </v:shape>
+                      <v:group id="组合 23" o:spid="_x0000_s1026" o:spt="203" style="position:absolute;left:17862;top:41843;height:652;width:4208;" coordorigin="17862,41843" coordsize="4208,652" o:gfxdata="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">
+                        <o:lock v:ext="edit" aspectratio="f"/>
+                        <v:shape id="图片 59" o:spid="_x0000_s1026" o:spt="75" alt="图片1" type="#_x0000_t75" style="position:absolute;left:17862;top:41869;height:627;width:1468;" filled="f" o:preferrelative="t" stroked="f" coordsize="21600,21600" o:gfxdata="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">
+                          <v:fill on="f" focussize="0,0"/>
+                          <v:stroke on="f"/>
+                          <v:imagedata r:id="rId8" cropleft="5154f" croptop="7731f" cropright="3488f" cropbottom="12500f" grayscale="t" bilevel="t" o:title=""/>
+                          <o:lock v:ext="edit" aspectratio="t"/>
+                        </v:shape>
+                        <v:shape id="图片 29" o:spid="_x0000_s1026" o:spt="75" alt="IMG_256" type="#_x0000_t75" style="position:absolute;left:21096;top:41843;height:570;width:975;" filled="f" o:preferrelative="t" stroked="f" coordsize="21600,21600" o:gfxdata="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">
+                          <v:fill on="f" focussize="0,0"/>
+                          <v:stroke on="f"/>
+                          <v:imagedata r:id="rId9" chromakey="#FFFFFF" o:title=""/>
+                          <o:lock v:ext="edit" aspectratio="t"/>
+                        </v:shape>
+                      </v:group>
+                    </v:group>
+                  </w:pict>
+                </mc:Fallback>
+              </mc:AlternateContent>
+            </w:r>
           </w:p>
         </w:tc>
         <w:tc>
@@ -3505,182 +3687,6 @@
       <w:bookmarkEnd w:id="9"/>
       <w:r>
         <w:rPr>
-          <w:sz w:val="22"/>
-        </w:rPr>
-        <mc:AlternateContent>
-          <mc:Choice Requires="wpg">
-            <w:drawing>
-              <wp:anchor distT="0" distB="0" distL="114300" distR="114300" simplePos="0" relativeHeight="251662336" behindDoc="0" locked="0" layoutInCell="1" allowOverlap="1">
-                <wp:simplePos x="0" y="0"/>
-                <wp:positionH relativeFrom="column">
-                  <wp:posOffset>873125</wp:posOffset>
-                </wp:positionH>
-                <wp:positionV relativeFrom="page">
-                  <wp:posOffset>9236710</wp:posOffset>
-                </wp:positionV>
-                <wp:extent cx="5363210" cy="1442720"/>
-                <wp:effectExtent l="0" t="0" r="1270" b="5080"/>
-                <wp:wrapNone/>
-                <wp:docPr id="1" name="组合 1"/>
-                <wp:cNvGraphicFramePr/>
-                <a:graphic xmlns:a="http://schemas.openxmlformats.org/drawingml/2006/main">
-                  <a:graphicData uri="http://schemas.microsoft.com/office/word/2010/wordprocessingGroup">
-                    <wpg:wgp>
-                      <wpg:cNvGrpSpPr/>
-                      <wpg:grpSpPr>
-                        <a:xfrm>
-                          <a:off x="0" y="0"/>
-                          <a:ext cx="5363210" cy="1442720"/>
-                          <a:chOff x="15072" y="14722"/>
-                          <a:chExt cx="8446" cy="2272"/>
-                        </a:xfrm>
-                      </wpg:grpSpPr>
-                      <pic:pic xmlns:pic="http://schemas.openxmlformats.org/drawingml/2006/picture">
-                        <pic:nvPicPr>
-                          <pic:cNvPr id="30" name="图片 30" descr="微信图片_20220215110121"/>
-                          <pic:cNvPicPr>
-                            <a:picLocks noChangeAspect="1"/>
-                          </pic:cNvPicPr>
-                        </pic:nvPicPr>
-                        <pic:blipFill>
-                          <a:blip r:embed="rId7">
-                            <a:clrChange>
-                              <a:clrFrom>
-                                <a:srgbClr val="A09D98">
-                                  <a:alpha val="100000"/>
-                                </a:srgbClr>
-                              </a:clrFrom>
-                              <a:clrTo>
-                                <a:srgbClr val="A09D98">
-                                  <a:alpha val="100000"/>
-                                  <a:alpha val="0"/>
-                                </a:srgbClr>
-                              </a:clrTo>
-                            </a:clrChange>
-                            <a:biLevel thresh="50000"/>
-                          </a:blip>
-                          <a:stretch>
-                            <a:fillRect/>
-                          </a:stretch>
-                        </pic:blipFill>
-                        <pic:spPr>
-                          <a:xfrm>
-                            <a:off x="15072" y="15804"/>
-                            <a:ext cx="1234" cy="715"/>
-                          </a:xfrm>
-                          <a:prstGeom prst="rect">
-                            <a:avLst/>
-                          </a:prstGeom>
-                        </pic:spPr>
-                      </pic:pic>
-                      <pic:pic xmlns:pic="http://schemas.openxmlformats.org/drawingml/2006/picture">
-                        <pic:nvPicPr>
-                          <pic:cNvPr id="56" name="图片 34" descr="晓敏"/>
-                          <pic:cNvPicPr>
-                            <a:picLocks noChangeAspect="1"/>
-                          </pic:cNvPicPr>
-                        </pic:nvPicPr>
-                        <pic:blipFill>
-                          <a:blip r:embed="rId8">
-                            <a:clrChange>
-                              <a:clrFrom>
-                                <a:srgbClr val="949FA1"/>
-                              </a:clrFrom>
-                              <a:clrTo>
-                                <a:srgbClr val="949FA1">
-                                  <a:alpha val="0"/>
-                                </a:srgbClr>
-                              </a:clrTo>
-                            </a:clrChange>
-                          </a:blip>
-                          <a:srcRect l="34062" t="26445" r="34097" b="9325"/>
-                          <a:stretch>
-                            <a:fillRect/>
-                          </a:stretch>
-                        </pic:blipFill>
-                        <pic:spPr>
-                          <a:xfrm rot="16200000">
-                            <a:off x="18523" y="15424"/>
-                            <a:ext cx="560" cy="1475"/>
-                          </a:xfrm>
-                          <a:prstGeom prst="rect">
-                            <a:avLst/>
-                          </a:prstGeom>
-                          <a:noFill/>
-                          <a:ln>
-                            <a:noFill/>
-                          </a:ln>
-                        </pic:spPr>
-                      </pic:pic>
-                      <pic:pic xmlns:pic="http://schemas.openxmlformats.org/drawingml/2006/picture">
-                        <pic:nvPicPr>
-                          <pic:cNvPr id="10" name="图片 1"/>
-                          <pic:cNvPicPr>
-                            <a:picLocks noChangeAspect="1" noChangeArrowheads="1"/>
-                          </pic:cNvPicPr>
-                        </pic:nvPicPr>
-                        <pic:blipFill>
-                          <a:blip r:embed="rId9">
-                            <a:extLst>
-                              <a:ext uri="{28A0092B-C50C-407E-A947-70E740481C1C}">
-                                <a14:useLocalDpi xmlns:a14="http://schemas.microsoft.com/office/drawing/2010/main" val="0"/>
-                              </a:ext>
-                            </a:extLst>
-                          </a:blip>
-                          <a:srcRect/>
-                          <a:stretch>
-                            <a:fillRect/>
-                          </a:stretch>
-                        </pic:blipFill>
-                        <pic:spPr>
-                          <a:xfrm>
-                            <a:off x="21246" y="14722"/>
-                            <a:ext cx="2273" cy="2273"/>
-                          </a:xfrm>
-                          <a:prstGeom prst="rect">
-                            <a:avLst/>
-                          </a:prstGeom>
-                          <a:noFill/>
-                          <a:ln>
-                            <a:noFill/>
-                          </a:ln>
-                        </pic:spPr>
-                      </pic:pic>
-                    </wpg:wgp>
-                  </a:graphicData>
-                </a:graphic>
-              </wp:anchor>
-            </w:drawing>
-          </mc:Choice>
-          <mc:Fallback>
-            <w:pict>
-              <v:group id="_x0000_s1026" o:spid="_x0000_s1026" o:spt="203" style="position:absolute;left:0pt;margin-left:68.75pt;margin-top:727.3pt;height:113.6pt;width:422.3pt;mso-position-vertical-relative:page;z-index:251662336;mso-width-relative:page;mso-height-relative:page;" coordorigin="15072,14722" coordsize="8446,2272" o:gfxdata="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">
-                <o:lock v:ext="edit" aspectratio="f"/>
-                <v:shape id="_x0000_s1026" o:spid="_x0000_s1026" o:spt="75" alt="微信图片_20220215110121" type="#_x0000_t75" style="position:absolute;left:15072;top:15804;height:715;width:1234;" filled="f" o:preferrelative="t" stroked="f" coordsize="21600,21600" o:gfxdata="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">
-                  <v:fill on="f" focussize="0,0"/>
-                  <v:stroke on="f"/>
-                  <v:imagedata r:id="rId7" grayscale="t" bilevel="t" chromakey="#A09D98" o:title=""/>
-                  <o:lock v:ext="edit" aspectratio="t"/>
-                </v:shape>
-                <v:shape id="图片 34" o:spid="_x0000_s1026" o:spt="75" alt="晓敏" type="#_x0000_t75" style="position:absolute;left:18523;top:15424;height:1475;width:560;rotation:-5898240f;" filled="f" o:preferrelative="t" stroked="f" coordsize="21600,21600" o:gfxdata="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">
-                  <v:fill on="f" focussize="0,0"/>
-                  <v:stroke on="f"/>
-                  <v:imagedata r:id="rId8" cropleft="22323f" croptop="17331f" cropright="22346f" cropbottom="6111f" chromakey="#949FA1" o:title=""/>
-                  <o:lock v:ext="edit" aspectratio="t"/>
-                </v:shape>
-                <v:shape id="图片 1" o:spid="_x0000_s1026" o:spt="75" type="#_x0000_t75" style="position:absolute;left:21246;top:14722;height:2273;width:2273;" filled="f" o:preferrelative="t" stroked="f" coordsize="21600,21600" o:gfxdata="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">
-                  <v:fill on="f" focussize="0,0"/>
-                  <v:stroke on="f"/>
-                  <v:imagedata r:id="rId9" o:title=""/>
-                  <o:lock v:ext="edit" aspectratio="t"/>
-                </v:shape>
-              </v:group>
-            </w:pict>
-          </mc:Fallback>
-        </mc:AlternateContent>
-      </w:r>
-      <w:r>
-        <w:rPr>
           <w:rFonts w:ascii="Times New Roman" w:hAnsi="Times New Roman" w:eastAsia="微软雅黑" w:cs="微软雅黑"/>
           <w:sz w:val="24"/>
         </w:rPr>
@@ -3709,15 +3715,15 @@
           </w14:shadow>
         </w:rPr>
       </w:pPr>
-      <w:bookmarkStart w:id="0" w:name="_Toc28240"/>
-      <w:bookmarkStart w:id="1" w:name="_Toc13196_WPSOffice_Level1"/>
+      <w:bookmarkStart w:id="0" w:name="_Toc13196_WPSOffice_Level1"/>
+      <w:bookmarkStart w:id="1" w:name="_Toc12505"/>
       <w:bookmarkStart w:id="2" w:name="_Toc22658"/>
-      <w:bookmarkStart w:id="3" w:name="_Toc16594"/>
-      <w:bookmarkStart w:id="4" w:name="_Toc12505"/>
-      <w:bookmarkStart w:id="5" w:name="_Toc2409"/>
-      <w:bookmarkStart w:id="6" w:name="_Toc21764_WPSOffice_Level1"/>
-      <w:bookmarkStart w:id="7" w:name="_Toc27302"/>
-      <w:bookmarkStart w:id="8" w:name="_Toc1707_WPSOffice_Level1"/>
+      <w:bookmarkStart w:id="3" w:name="_Toc21764_WPSOffice_Level1"/>
+      <w:bookmarkStart w:id="4" w:name="_Toc1707_WPSOffice_Level1"/>
+      <w:bookmarkStart w:id="5" w:name="_Toc27302"/>
+      <w:bookmarkStart w:id="6" w:name="_Toc2409"/>
+      <w:bookmarkStart w:id="7" w:name="_Toc16594"/>
+      <w:bookmarkStart w:id="8" w:name="_Toc28240"/>
       <w:r>
         <w:rPr>
           <w:rFonts w:ascii="Times New Roman" w:hAnsi="Times New Roman"/>
@@ -7288,9 +7294,7 @@
 
 <file path=customXml/item1.xml><?xml version="1.0" encoding="utf-8"?>
 <s:customData xmlns="http://www.wps.cn/officeDocument/2013/wpsCustomData" xmlns:s="http://www.wps.cn/officeDocument/2013/wpsCustomData">
-  <customSectProps>
-    <customSectPr/>
-  </customSectProps>
+  <customSectProps/>
   <customShpExts>
     <customShpInfo spid="_x0000_s1026" textRotate="1"/>
   </customShpExts>

--- a/WebContent/docx/EGFR_ALK_ROS1基因检测报告模板-苏州九院.docx
+++ b/WebContent/docx/EGFR_ALK_ROS1基因检测报告模板-苏州九院.docx
@@ -1739,188 +1739,6 @@
               </w:rPr>
               <w:t>检测人：</w:t>
             </w:r>
-            <w:r>
-              <w:rPr>
-                <w:sz w:val="24"/>
-              </w:rPr>
-              <mc:AlternateContent>
-                <mc:Choice Requires="wpg">
-                  <w:drawing>
-                    <wp:anchor distT="0" distB="0" distL="114300" distR="114300" simplePos="0" relativeHeight="251662336" behindDoc="0" locked="0" layoutInCell="1" allowOverlap="1">
-                      <wp:simplePos x="0" y="0"/>
-                      <wp:positionH relativeFrom="column">
-                        <wp:posOffset>791845</wp:posOffset>
-                      </wp:positionH>
-                      <wp:positionV relativeFrom="paragraph">
-                        <wp:posOffset>-834390</wp:posOffset>
-                      </wp:positionV>
-                      <wp:extent cx="5293995" cy="1443355"/>
-                      <wp:effectExtent l="0" t="0" r="9525" b="4445"/>
-                      <wp:wrapNone/>
-                      <wp:docPr id="6" name="组合 6"/>
-                      <wp:cNvGraphicFramePr/>
-                      <a:graphic xmlns:a="http://schemas.openxmlformats.org/drawingml/2006/main">
-                        <a:graphicData uri="http://schemas.microsoft.com/office/word/2010/wordprocessingGroup">
-                          <wpg:wgp>
-                            <wpg:cNvGrpSpPr/>
-                            <wpg:grpSpPr>
-                              <a:xfrm>
-                                <a:off x="0" y="0"/>
-                                <a:ext cx="5293995" cy="1443355"/>
-                                <a:chOff x="17862" y="40635"/>
-                                <a:chExt cx="8337" cy="2273"/>
-                              </a:xfrm>
-                            </wpg:grpSpPr>
-                            <pic:pic xmlns:pic="http://schemas.openxmlformats.org/drawingml/2006/picture">
-                              <pic:nvPicPr>
-                                <pic:cNvPr id="8" name="图片 23"/>
-                                <pic:cNvPicPr>
-                                  <a:picLocks noChangeAspect="1" noChangeArrowheads="1"/>
-                                </pic:cNvPicPr>
-                              </pic:nvPicPr>
-                              <pic:blipFill>
-                                <a:blip r:embed="rId7">
-                                  <a:extLst>
-                                    <a:ext uri="{28A0092B-C50C-407E-A947-70E740481C1C}">
-                                      <a14:useLocalDpi xmlns:a14="http://schemas.microsoft.com/office/drawing/2010/main" val="0"/>
-                                    </a:ext>
-                                  </a:extLst>
-                                </a:blip>
-                                <a:srcRect/>
-                                <a:stretch>
-                                  <a:fillRect/>
-                                </a:stretch>
-                              </pic:blipFill>
-                              <pic:spPr>
-                                <a:xfrm>
-                                  <a:off x="23926" y="40635"/>
-                                  <a:ext cx="2273" cy="2273"/>
-                                </a:xfrm>
-                                <a:prstGeom prst="rect">
-                                  <a:avLst/>
-                                </a:prstGeom>
-                                <a:noFill/>
-                                <a:ln>
-                                  <a:noFill/>
-                                </a:ln>
-                              </pic:spPr>
-                            </pic:pic>
-                            <wpg:grpSp>
-                              <wpg:cNvPr id="10" name="组合 23"/>
-                              <wpg:cNvGrpSpPr/>
-                              <wpg:grpSpPr>
-                                <a:xfrm>
-                                  <a:off x="17862" y="41843"/>
-                                  <a:ext cx="4208" cy="652"/>
-                                  <a:chOff x="17862" y="41843"/>
-                                  <a:chExt cx="4208" cy="652"/>
-                                </a:xfrm>
-                              </wpg:grpSpPr>
-                              <pic:pic xmlns:pic="http://schemas.openxmlformats.org/drawingml/2006/picture">
-                                <pic:nvPicPr>
-                                  <pic:cNvPr id="22" name="图片 59" descr="图片1"/>
-                                  <pic:cNvPicPr>
-                                    <a:picLocks noChangeAspect="1"/>
-                                  </pic:cNvPicPr>
-                                </pic:nvPicPr>
-                                <pic:blipFill>
-                                  <a:blip r:embed="rId8">
-                                    <a:biLevel thresh="50000"/>
-                                  </a:blip>
-                                  <a:srcRect l="7865" t="11797" r="5322" b="19074"/>
-                                  <a:stretch>
-                                    <a:fillRect/>
-                                  </a:stretch>
-                                </pic:blipFill>
-                                <pic:spPr>
-                                  <a:xfrm>
-                                    <a:off x="17862" y="41869"/>
-                                    <a:ext cx="1468" cy="627"/>
-                                  </a:xfrm>
-                                  <a:prstGeom prst="rect">
-                                    <a:avLst/>
-                                  </a:prstGeom>
-                                  <a:noFill/>
-                                </pic:spPr>
-                              </pic:pic>
-                              <pic:pic xmlns:pic="http://schemas.openxmlformats.org/drawingml/2006/picture">
-                                <pic:nvPicPr>
-                                  <pic:cNvPr id="4" name="图片 29" descr="IMG_256"/>
-                                  <pic:cNvPicPr>
-                                    <a:picLocks noChangeAspect="1"/>
-                                  </pic:cNvPicPr>
-                                </pic:nvPicPr>
-                                <pic:blipFill>
-                                  <a:blip r:embed="rId9">
-                                    <a:clrChange>
-                                      <a:clrFrom>
-                                        <a:srgbClr val="FFFFFF">
-                                          <a:alpha val="100000"/>
-                                        </a:srgbClr>
-                                      </a:clrFrom>
-                                      <a:clrTo>
-                                        <a:srgbClr val="FFFFFF">
-                                          <a:alpha val="100000"/>
-                                          <a:alpha val="0"/>
-                                        </a:srgbClr>
-                                      </a:clrTo>
-                                    </a:clrChange>
-                                  </a:blip>
-                                  <a:stretch>
-                                    <a:fillRect/>
-                                  </a:stretch>
-                                </pic:blipFill>
-                                <pic:spPr>
-                                  <a:xfrm>
-                                    <a:off x="21096" y="41843"/>
-                                    <a:ext cx="975" cy="570"/>
-                                  </a:xfrm>
-                                  <a:prstGeom prst="rect">
-                                    <a:avLst/>
-                                  </a:prstGeom>
-                                  <a:noFill/>
-                                  <a:ln w="9525">
-                                    <a:noFill/>
-                                  </a:ln>
-                                </pic:spPr>
-                              </pic:pic>
-                            </wpg:grpSp>
-                          </wpg:wgp>
-                        </a:graphicData>
-                      </a:graphic>
-                    </wp:anchor>
-                  </w:drawing>
-                </mc:Choice>
-                <mc:Fallback>
-                  <w:pict>
-                    <v:group id="_x0000_s1026" o:spid="_x0000_s1026" o:spt="203" style="position:absolute;left:0pt;margin-left:62.35pt;margin-top:-65.7pt;height:113.65pt;width:416.85pt;z-index:251662336;mso-width-relative:page;mso-height-relative:page;" coordorigin="17862,40635" coordsize="8337,2273" o:gfxdata="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">
-                      <o:lock v:ext="edit" aspectratio="f"/>
-                      <v:shape id="图片 23" o:spid="_x0000_s1026" o:spt="75" type="#_x0000_t75" style="position:absolute;left:23926;top:40635;height:2273;width:2273;" filled="f" o:preferrelative="t" stroked="f" coordsize="21600,21600" o:gfxdata="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">
-                        <v:fill on="f" focussize="0,0"/>
-                        <v:stroke on="f"/>
-                        <v:imagedata r:id="rId7" o:title=""/>
-                        <o:lock v:ext="edit" aspectratio="t"/>
-                      </v:shape>
-                      <v:group id="组合 23" o:spid="_x0000_s1026" o:spt="203" style="position:absolute;left:17862;top:41843;height:652;width:4208;" coordorigin="17862,41843" coordsize="4208,652" o:gfxdata="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">
-                        <o:lock v:ext="edit" aspectratio="f"/>
-                        <v:shape id="图片 59" o:spid="_x0000_s1026" o:spt="75" alt="图片1" type="#_x0000_t75" style="position:absolute;left:17862;top:41869;height:627;width:1468;" filled="f" o:preferrelative="t" stroked="f" coordsize="21600,21600" o:gfxdata="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">
-                          <v:fill on="f" focussize="0,0"/>
-                          <v:stroke on="f"/>
-                          <v:imagedata r:id="rId8" cropleft="5154f" croptop="7731f" cropright="3488f" cropbottom="12500f" grayscale="t" bilevel="t" o:title=""/>
-                          <o:lock v:ext="edit" aspectratio="t"/>
-                        </v:shape>
-                        <v:shape id="图片 29" o:spid="_x0000_s1026" o:spt="75" alt="IMG_256" type="#_x0000_t75" style="position:absolute;left:21096;top:41843;height:570;width:975;" filled="f" o:preferrelative="t" stroked="f" coordsize="21600,21600" o:gfxdata="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">
-                          <v:fill on="f" focussize="0,0"/>
-                          <v:stroke on="f"/>
-                          <v:imagedata r:id="rId9" chromakey="#FFFFFF" o:title=""/>
-                          <o:lock v:ext="edit" aspectratio="t"/>
-                        </v:shape>
-                      </v:group>
-                    </v:group>
-                  </w:pict>
-                </mc:Fallback>
-              </mc:AlternateContent>
-            </w:r>
           </w:p>
         </w:tc>
         <w:tc>
@@ -3687,6 +3505,182 @@
       <w:bookmarkEnd w:id="9"/>
       <w:r>
         <w:rPr>
+          <w:sz w:val="22"/>
+        </w:rPr>
+        <mc:AlternateContent>
+          <mc:Choice Requires="wpg">
+            <w:drawing>
+              <wp:anchor distT="0" distB="0" distL="114300" distR="114300" simplePos="0" relativeHeight="251662336" behindDoc="0" locked="0" layoutInCell="1" allowOverlap="1">
+                <wp:simplePos x="0" y="0"/>
+                <wp:positionH relativeFrom="column">
+                  <wp:posOffset>873125</wp:posOffset>
+                </wp:positionH>
+                <wp:positionV relativeFrom="page">
+                  <wp:posOffset>9236710</wp:posOffset>
+                </wp:positionV>
+                <wp:extent cx="5363210" cy="1442720"/>
+                <wp:effectExtent l="0" t="0" r="1270" b="5080"/>
+                <wp:wrapNone/>
+                <wp:docPr id="1" name="组合 1"/>
+                <wp:cNvGraphicFramePr/>
+                <a:graphic xmlns:a="http://schemas.openxmlformats.org/drawingml/2006/main">
+                  <a:graphicData uri="http://schemas.microsoft.com/office/word/2010/wordprocessingGroup">
+                    <wpg:wgp>
+                      <wpg:cNvGrpSpPr/>
+                      <wpg:grpSpPr>
+                        <a:xfrm>
+                          <a:off x="0" y="0"/>
+                          <a:ext cx="5363210" cy="1442720"/>
+                          <a:chOff x="15072" y="14722"/>
+                          <a:chExt cx="8446" cy="2272"/>
+                        </a:xfrm>
+                      </wpg:grpSpPr>
+                      <pic:pic xmlns:pic="http://schemas.openxmlformats.org/drawingml/2006/picture">
+                        <pic:nvPicPr>
+                          <pic:cNvPr id="30" name="图片 30" descr="微信图片_20220215110121"/>
+                          <pic:cNvPicPr>
+                            <a:picLocks noChangeAspect="1"/>
+                          </pic:cNvPicPr>
+                        </pic:nvPicPr>
+                        <pic:blipFill>
+                          <a:blip r:embed="rId7">
+                            <a:clrChange>
+                              <a:clrFrom>
+                                <a:srgbClr val="A09D98">
+                                  <a:alpha val="100000"/>
+                                </a:srgbClr>
+                              </a:clrFrom>
+                              <a:clrTo>
+                                <a:srgbClr val="A09D98">
+                                  <a:alpha val="100000"/>
+                                  <a:alpha val="0"/>
+                                </a:srgbClr>
+                              </a:clrTo>
+                            </a:clrChange>
+                            <a:biLevel thresh="50000"/>
+                          </a:blip>
+                          <a:stretch>
+                            <a:fillRect/>
+                          </a:stretch>
+                        </pic:blipFill>
+                        <pic:spPr>
+                          <a:xfrm>
+                            <a:off x="15072" y="15804"/>
+                            <a:ext cx="1234" cy="715"/>
+                          </a:xfrm>
+                          <a:prstGeom prst="rect">
+                            <a:avLst/>
+                          </a:prstGeom>
+                        </pic:spPr>
+                      </pic:pic>
+                      <pic:pic xmlns:pic="http://schemas.openxmlformats.org/drawingml/2006/picture">
+                        <pic:nvPicPr>
+                          <pic:cNvPr id="56" name="图片 34" descr="晓敏"/>
+                          <pic:cNvPicPr>
+                            <a:picLocks noChangeAspect="1"/>
+                          </pic:cNvPicPr>
+                        </pic:nvPicPr>
+                        <pic:blipFill>
+                          <a:blip r:embed="rId8">
+                            <a:clrChange>
+                              <a:clrFrom>
+                                <a:srgbClr val="949FA1"/>
+                              </a:clrFrom>
+                              <a:clrTo>
+                                <a:srgbClr val="949FA1">
+                                  <a:alpha val="0"/>
+                                </a:srgbClr>
+                              </a:clrTo>
+                            </a:clrChange>
+                          </a:blip>
+                          <a:srcRect l="34062" t="26445" r="34097" b="9325"/>
+                          <a:stretch>
+                            <a:fillRect/>
+                          </a:stretch>
+                        </pic:blipFill>
+                        <pic:spPr>
+                          <a:xfrm rot="16200000">
+                            <a:off x="18523" y="15424"/>
+                            <a:ext cx="560" cy="1475"/>
+                          </a:xfrm>
+                          <a:prstGeom prst="rect">
+                            <a:avLst/>
+                          </a:prstGeom>
+                          <a:noFill/>
+                          <a:ln>
+                            <a:noFill/>
+                          </a:ln>
+                        </pic:spPr>
+                      </pic:pic>
+                      <pic:pic xmlns:pic="http://schemas.openxmlformats.org/drawingml/2006/picture">
+                        <pic:nvPicPr>
+                          <pic:cNvPr id="10" name="图片 1"/>
+                          <pic:cNvPicPr>
+                            <a:picLocks noChangeAspect="1" noChangeArrowheads="1"/>
+                          </pic:cNvPicPr>
+                        </pic:nvPicPr>
+                        <pic:blipFill>
+                          <a:blip r:embed="rId9">
+                            <a:extLst>
+                              <a:ext uri="{28A0092B-C50C-407E-A947-70E740481C1C}">
+                                <a14:useLocalDpi xmlns:a14="http://schemas.microsoft.com/office/drawing/2010/main" val="0"/>
+                              </a:ext>
+                            </a:extLst>
+                          </a:blip>
+                          <a:srcRect/>
+                          <a:stretch>
+                            <a:fillRect/>
+                          </a:stretch>
+                        </pic:blipFill>
+                        <pic:spPr>
+                          <a:xfrm>
+                            <a:off x="21246" y="14722"/>
+                            <a:ext cx="2273" cy="2273"/>
+                          </a:xfrm>
+                          <a:prstGeom prst="rect">
+                            <a:avLst/>
+                          </a:prstGeom>
+                          <a:noFill/>
+                          <a:ln>
+                            <a:noFill/>
+                          </a:ln>
+                        </pic:spPr>
+                      </pic:pic>
+                    </wpg:wgp>
+                  </a:graphicData>
+                </a:graphic>
+              </wp:anchor>
+            </w:drawing>
+          </mc:Choice>
+          <mc:Fallback>
+            <w:pict>
+              <v:group id="_x0000_s1026" o:spid="_x0000_s1026" o:spt="203" style="position:absolute;left:0pt;margin-left:68.75pt;margin-top:727.3pt;height:113.6pt;width:422.3pt;mso-position-vertical-relative:page;z-index:251662336;mso-width-relative:page;mso-height-relative:page;" coordorigin="15072,14722" coordsize="8446,2272" o:gfxdata="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">
+                <o:lock v:ext="edit" aspectratio="f"/>
+                <v:shape id="_x0000_s1026" o:spid="_x0000_s1026" o:spt="75" alt="微信图片_20220215110121" type="#_x0000_t75" style="position:absolute;left:15072;top:15804;height:715;width:1234;" filled="f" o:preferrelative="t" stroked="f" coordsize="21600,21600" o:gfxdata="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">
+                  <v:fill on="f" focussize="0,0"/>
+                  <v:stroke on="f"/>
+                  <v:imagedata r:id="rId7" grayscale="t" bilevel="t" chromakey="#A09D98" o:title=""/>
+                  <o:lock v:ext="edit" aspectratio="t"/>
+                </v:shape>
+                <v:shape id="图片 34" o:spid="_x0000_s1026" o:spt="75" alt="晓敏" type="#_x0000_t75" style="position:absolute;left:18523;top:15424;height:1475;width:560;rotation:-5898240f;" filled="f" o:preferrelative="t" stroked="f" coordsize="21600,21600" o:gfxdata="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">
+                  <v:fill on="f" focussize="0,0"/>
+                  <v:stroke on="f"/>
+                  <v:imagedata r:id="rId8" cropleft="22323f" croptop="17331f" cropright="22346f" cropbottom="6111f" chromakey="#949FA1" o:title=""/>
+                  <o:lock v:ext="edit" aspectratio="t"/>
+                </v:shape>
+                <v:shape id="图片 1" o:spid="_x0000_s1026" o:spt="75" type="#_x0000_t75" style="position:absolute;left:21246;top:14722;height:2273;width:2273;" filled="f" o:preferrelative="t" stroked="f" coordsize="21600,21600" o:gfxdata="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">
+                  <v:fill on="f" focussize="0,0"/>
+                  <v:stroke on="f"/>
+                  <v:imagedata r:id="rId9" o:title=""/>
+                  <o:lock v:ext="edit" aspectratio="t"/>
+                </v:shape>
+              </v:group>
+            </w:pict>
+          </mc:Fallback>
+        </mc:AlternateContent>
+      </w:r>
+      <w:r>
+        <w:rPr>
           <w:rFonts w:ascii="Times New Roman" w:hAnsi="Times New Roman" w:eastAsia="微软雅黑" w:cs="微软雅黑"/>
           <w:sz w:val="24"/>
         </w:rPr>
@@ -3715,15 +3709,15 @@
           </w14:shadow>
         </w:rPr>
       </w:pPr>
-      <w:bookmarkStart w:id="0" w:name="_Toc13196_WPSOffice_Level1"/>
-      <w:bookmarkStart w:id="1" w:name="_Toc12505"/>
+      <w:bookmarkStart w:id="0" w:name="_Toc28240"/>
+      <w:bookmarkStart w:id="1" w:name="_Toc13196_WPSOffice_Level1"/>
       <w:bookmarkStart w:id="2" w:name="_Toc22658"/>
-      <w:bookmarkStart w:id="3" w:name="_Toc21764_WPSOffice_Level1"/>
-      <w:bookmarkStart w:id="4" w:name="_Toc1707_WPSOffice_Level1"/>
-      <w:bookmarkStart w:id="5" w:name="_Toc27302"/>
-      <w:bookmarkStart w:id="6" w:name="_Toc2409"/>
-      <w:bookmarkStart w:id="7" w:name="_Toc16594"/>
-      <w:bookmarkStart w:id="8" w:name="_Toc28240"/>
+      <w:bookmarkStart w:id="3" w:name="_Toc16594"/>
+      <w:bookmarkStart w:id="4" w:name="_Toc12505"/>
+      <w:bookmarkStart w:id="5" w:name="_Toc2409"/>
+      <w:bookmarkStart w:id="6" w:name="_Toc21764_WPSOffice_Level1"/>
+      <w:bookmarkStart w:id="7" w:name="_Toc27302"/>
+      <w:bookmarkStart w:id="8" w:name="_Toc1707_WPSOffice_Level1"/>
       <w:r>
         <w:rPr>
           <w:rFonts w:ascii="Times New Roman" w:hAnsi="Times New Roman"/>
@@ -7294,7 +7288,9 @@
 
 <file path=customXml/item1.xml><?xml version="1.0" encoding="utf-8"?>
 <s:customData xmlns="http://www.wps.cn/officeDocument/2013/wpsCustomData" xmlns:s="http://www.wps.cn/officeDocument/2013/wpsCustomData">
-  <customSectProps/>
+  <customSectProps>
+    <customSectPr/>
+  </customSectProps>
   <customShpExts>
     <customShpInfo spid="_x0000_s1026" textRotate="1"/>
   </customShpExts>

--- a/WebContent/docx/EGFR_ALK_ROS1基因检测报告模板-苏州九院.docx
+++ b/WebContent/docx/EGFR_ALK_ROS1基因检测报告模板-苏州九院.docx
@@ -187,11 +187,25 @@
     </w:p>
     <w:p>
       <w:pPr>
+        <w:keepNext w:val="0"/>
+        <w:keepLines w:val="0"/>
+        <w:pageBreakBefore w:val="0"/>
+        <w:widowControl/>
         <w:tabs>
           <w:tab w:val="left" w:pos="6765"/>
         </w:tabs>
-        <w:spacing w:line="168" w:lineRule="auto"/>
+        <w:kinsoku/>
+        <w:wordWrap/>
+        <w:overflowPunct/>
+        <w:topLinePunct w:val="0"/>
+        <w:autoSpaceDE/>
+        <w:autoSpaceDN/>
+        <w:bidi w:val="0"/>
+        <w:adjustRightInd/>
+        <w:snapToGrid w:val="0"/>
+        <w:spacing w:after="0" w:line="168" w:lineRule="auto"/>
         <w:jc w:val="center"/>
+        <w:textAlignment w:val="auto"/>
         <w:rPr>
           <w:rFonts w:ascii="Times New Roman" w:hAnsi="Times New Roman" w:eastAsia="微软雅黑" w:cs="微软雅黑"/>
           <w:sz w:val="36"/>
@@ -1204,11 +1218,26 @@
     </w:tbl>
     <w:p>
       <w:pPr>
+        <w:keepNext w:val="0"/>
+        <w:keepLines w:val="0"/>
+        <w:pageBreakBefore w:val="0"/>
+        <w:widowControl/>
         <w:numPr>
           <w:ilvl w:val="0"/>
           <w:numId w:val="3"/>
         </w:numPr>
-        <w:spacing w:line="400" w:lineRule="exact"/>
+        <w:kinsoku/>
+        <w:wordWrap/>
+        <w:overflowPunct/>
+        <w:topLinePunct w:val="0"/>
+        <w:autoSpaceDE/>
+        <w:autoSpaceDN/>
+        <w:bidi w:val="0"/>
+        <w:adjustRightInd/>
+        <w:snapToGrid/>
+        <w:spacing w:after="0" w:line="400" w:lineRule="exact"/>
+        <w:ind w:left="420" w:hanging="420"/>
+        <w:textAlignment w:val="auto"/>
         <w:rPr>
           <w:rFonts w:ascii="Times New Roman" w:hAnsi="Times New Roman" w:eastAsia="微软雅黑" w:cs="微软雅黑"/>
           <w:b/>
@@ -1255,11 +1284,26 @@
     </w:p>
     <w:p>
       <w:pPr>
+        <w:keepNext w:val="0"/>
+        <w:keepLines w:val="0"/>
+        <w:pageBreakBefore w:val="0"/>
+        <w:widowControl/>
         <w:numPr>
           <w:ilvl w:val="0"/>
           <w:numId w:val="3"/>
         </w:numPr>
-        <w:spacing w:line="400" w:lineRule="exact"/>
+        <w:kinsoku/>
+        <w:wordWrap/>
+        <w:overflowPunct/>
+        <w:topLinePunct w:val="0"/>
+        <w:autoSpaceDE/>
+        <w:autoSpaceDN/>
+        <w:bidi w:val="0"/>
+        <w:adjustRightInd/>
+        <w:snapToGrid/>
+        <w:spacing w:after="0" w:line="400" w:lineRule="exact"/>
+        <w:ind w:left="420" w:hanging="420"/>
+        <w:textAlignment w:val="auto"/>
         <w:rPr>
           <w:rFonts w:ascii="Times New Roman" w:hAnsi="Times New Roman" w:eastAsia="微软雅黑" w:cs="微软雅黑"/>
           <w:b/>
@@ -1290,11 +1334,26 @@
     </w:p>
     <w:p>
       <w:pPr>
+        <w:keepNext w:val="0"/>
+        <w:keepLines w:val="0"/>
+        <w:pageBreakBefore w:val="0"/>
+        <w:widowControl/>
         <w:numPr>
           <w:ilvl w:val="0"/>
           <w:numId w:val="3"/>
         </w:numPr>
-        <w:spacing w:line="400" w:lineRule="exact"/>
+        <w:kinsoku/>
+        <w:wordWrap/>
+        <w:overflowPunct/>
+        <w:topLinePunct w:val="0"/>
+        <w:autoSpaceDE/>
+        <w:autoSpaceDN/>
+        <w:bidi w:val="0"/>
+        <w:adjustRightInd/>
+        <w:snapToGrid/>
+        <w:spacing w:after="0" w:line="400" w:lineRule="exact"/>
+        <w:ind w:left="420" w:hanging="420"/>
+        <w:textAlignment w:val="auto"/>
         <w:rPr>
           <w:rFonts w:ascii="Times New Roman" w:hAnsi="Times New Roman" w:eastAsia="微软雅黑" w:cs="微软雅黑"/>
           <w:b/>
@@ -1539,7 +1598,21 @@
     <w:p>
       <w:pPr>
         <w:pStyle w:val="5"/>
+        <w:keepNext w:val="0"/>
+        <w:keepLines w:val="0"/>
+        <w:pageBreakBefore w:val="0"/>
+        <w:widowControl/>
         <w:shd w:val="clear" w:color="auto" w:fill="FFFFFF"/>
+        <w:kinsoku/>
+        <w:wordWrap/>
+        <w:overflowPunct/>
+        <w:topLinePunct w:val="0"/>
+        <w:autoSpaceDE/>
+        <w:autoSpaceDN/>
+        <w:bidi w:val="0"/>
+        <w:adjustRightInd/>
+        <w:snapToGrid w:val="0"/>
+        <w:textAlignment w:val="auto"/>
         <w:rPr>
           <w:color w:val="000000"/>
           <w:sz w:val="11"/>
@@ -1674,407 +1747,6 @@
         <w:t xml:space="preserve"> }}{%endif%}</w:t>
       </w:r>
     </w:p>
-    <w:tbl>
-      <w:tblPr>
-        <w:tblStyle w:val="7"/>
-        <w:tblpPr w:leftFromText="181" w:rightFromText="181" w:vertAnchor="page" w:horzAnchor="page" w:tblpXSpec="center" w:tblpY="15875"/>
-        <w:tblW w:w="4850" w:type="pct"/>
-        <w:jc w:val="center"/>
-        <w:tblLayout w:type="autofit"/>
-        <w:tblCellMar>
-          <w:top w:w="0" w:type="dxa"/>
-          <w:left w:w="0" w:type="dxa"/>
-          <w:bottom w:w="0" w:type="dxa"/>
-          <w:right w:w="0" w:type="dxa"/>
-        </w:tblCellMar>
-      </w:tblPr>
-      <w:tblGrid>
-        <w:gridCol w:w="1444"/>
-        <w:gridCol w:w="1444"/>
-        <w:gridCol w:w="1444"/>
-        <w:gridCol w:w="1802"/>
-        <w:gridCol w:w="1469"/>
-        <w:gridCol w:w="2549"/>
-      </w:tblGrid>
-      <w:tr>
-        <w:tblPrEx>
-          <w:tblCellMar>
-            <w:top w:w="0" w:type="dxa"/>
-            <w:left w:w="0" w:type="dxa"/>
-            <w:bottom w:w="0" w:type="dxa"/>
-            <w:right w:w="0" w:type="dxa"/>
-          </w:tblCellMar>
-        </w:tblPrEx>
-        <w:trPr>
-          <w:cantSplit/>
-          <w:trHeight w:val="442" w:hRule="atLeast"/>
-          <w:jc w:val="center"/>
-        </w:trPr>
-        <w:tc>
-          <w:tcPr>
-            <w:tcW w:w="711" w:type="pct"/>
-            <w:vAlign w:val="center"/>
-          </w:tcPr>
-          <w:p>
-            <w:pPr>
-              <w:pStyle w:val="12"/>
-              <w:adjustRightInd w:val="0"/>
-              <w:snapToGrid w:val="0"/>
-              <w:spacing w:after="0" w:line="240" w:lineRule="auto"/>
-              <w:ind w:left="13" w:right="95"/>
-              <w:jc w:val="both"/>
-              <w:rPr>
-                <w:rFonts w:ascii="Times New Roman" w:hAnsi="Times New Roman" w:eastAsia="微软雅黑" w:cs="微软雅黑"/>
-                <w:b/>
-                <w:sz w:val="28"/>
-                <w:szCs w:val="28"/>
-              </w:rPr>
-            </w:pPr>
-            <w:r>
-              <w:rPr>
-                <w:rFonts w:ascii="Times New Roman" w:hAnsi="Times New Roman" w:eastAsia="微软雅黑" w:cs="微软雅黑"/>
-                <w:b/>
-                <w:sz w:val="28"/>
-                <w:szCs w:val="28"/>
-              </w:rPr>
-              <w:t>检测人：</w:t>
-            </w:r>
-            <w:r>
-              <w:rPr>
-                <w:sz w:val="24"/>
-              </w:rPr>
-              <mc:AlternateContent>
-                <mc:Choice Requires="wpg">
-                  <w:drawing>
-                    <wp:anchor distT="0" distB="0" distL="114300" distR="114300" simplePos="0" relativeHeight="251662336" behindDoc="0" locked="0" layoutInCell="1" allowOverlap="1">
-                      <wp:simplePos x="0" y="0"/>
-                      <wp:positionH relativeFrom="column">
-                        <wp:posOffset>791845</wp:posOffset>
-                      </wp:positionH>
-                      <wp:positionV relativeFrom="paragraph">
-                        <wp:posOffset>-834390</wp:posOffset>
-                      </wp:positionV>
-                      <wp:extent cx="5293995" cy="1443355"/>
-                      <wp:effectExtent l="0" t="0" r="9525" b="4445"/>
-                      <wp:wrapNone/>
-                      <wp:docPr id="6" name="组合 6"/>
-                      <wp:cNvGraphicFramePr/>
-                      <a:graphic xmlns:a="http://schemas.openxmlformats.org/drawingml/2006/main">
-                        <a:graphicData uri="http://schemas.microsoft.com/office/word/2010/wordprocessingGroup">
-                          <wpg:wgp>
-                            <wpg:cNvGrpSpPr/>
-                            <wpg:grpSpPr>
-                              <a:xfrm>
-                                <a:off x="0" y="0"/>
-                                <a:ext cx="5293995" cy="1443355"/>
-                                <a:chOff x="17862" y="40635"/>
-                                <a:chExt cx="8337" cy="2273"/>
-                              </a:xfrm>
-                            </wpg:grpSpPr>
-                            <pic:pic xmlns:pic="http://schemas.openxmlformats.org/drawingml/2006/picture">
-                              <pic:nvPicPr>
-                                <pic:cNvPr id="8" name="图片 23"/>
-                                <pic:cNvPicPr>
-                                  <a:picLocks noChangeAspect="1" noChangeArrowheads="1"/>
-                                </pic:cNvPicPr>
-                              </pic:nvPicPr>
-                              <pic:blipFill>
-                                <a:blip r:embed="rId7">
-                                  <a:extLst>
-                                    <a:ext uri="{28A0092B-C50C-407E-A947-70E740481C1C}">
-                                      <a14:useLocalDpi xmlns:a14="http://schemas.microsoft.com/office/drawing/2010/main" val="0"/>
-                                    </a:ext>
-                                  </a:extLst>
-                                </a:blip>
-                                <a:srcRect/>
-                                <a:stretch>
-                                  <a:fillRect/>
-                                </a:stretch>
-                              </pic:blipFill>
-                              <pic:spPr>
-                                <a:xfrm>
-                                  <a:off x="23926" y="40635"/>
-                                  <a:ext cx="2273" cy="2273"/>
-                                </a:xfrm>
-                                <a:prstGeom prst="rect">
-                                  <a:avLst/>
-                                </a:prstGeom>
-                                <a:noFill/>
-                                <a:ln>
-                                  <a:noFill/>
-                                </a:ln>
-                              </pic:spPr>
-                            </pic:pic>
-                            <wpg:grpSp>
-                              <wpg:cNvPr id="10" name="组合 23"/>
-                              <wpg:cNvGrpSpPr/>
-                              <wpg:grpSpPr>
-                                <a:xfrm>
-                                  <a:off x="17862" y="41843"/>
-                                  <a:ext cx="4208" cy="652"/>
-                                  <a:chOff x="17862" y="41843"/>
-                                  <a:chExt cx="4208" cy="652"/>
-                                </a:xfrm>
-                              </wpg:grpSpPr>
-                              <pic:pic xmlns:pic="http://schemas.openxmlformats.org/drawingml/2006/picture">
-                                <pic:nvPicPr>
-                                  <pic:cNvPr id="22" name="图片 59" descr="图片1"/>
-                                  <pic:cNvPicPr>
-                                    <a:picLocks noChangeAspect="1"/>
-                                  </pic:cNvPicPr>
-                                </pic:nvPicPr>
-                                <pic:blipFill>
-                                  <a:blip r:embed="rId8">
-                                    <a:biLevel thresh="50000"/>
-                                  </a:blip>
-                                  <a:srcRect l="7865" t="11797" r="5322" b="19074"/>
-                                  <a:stretch>
-                                    <a:fillRect/>
-                                  </a:stretch>
-                                </pic:blipFill>
-                                <pic:spPr>
-                                  <a:xfrm>
-                                    <a:off x="17862" y="41869"/>
-                                    <a:ext cx="1468" cy="627"/>
-                                  </a:xfrm>
-                                  <a:prstGeom prst="rect">
-                                    <a:avLst/>
-                                  </a:prstGeom>
-                                  <a:noFill/>
-                                </pic:spPr>
-                              </pic:pic>
-                              <pic:pic xmlns:pic="http://schemas.openxmlformats.org/drawingml/2006/picture">
-                                <pic:nvPicPr>
-                                  <pic:cNvPr id="4" name="图片 29" descr="IMG_256"/>
-                                  <pic:cNvPicPr>
-                                    <a:picLocks noChangeAspect="1"/>
-                                  </pic:cNvPicPr>
-                                </pic:nvPicPr>
-                                <pic:blipFill>
-                                  <a:blip r:embed="rId9">
-                                    <a:clrChange>
-                                      <a:clrFrom>
-                                        <a:srgbClr val="FFFFFF">
-                                          <a:alpha val="100000"/>
-                                        </a:srgbClr>
-                                      </a:clrFrom>
-                                      <a:clrTo>
-                                        <a:srgbClr val="FFFFFF">
-                                          <a:alpha val="100000"/>
-                                          <a:alpha val="0"/>
-                                        </a:srgbClr>
-                                      </a:clrTo>
-                                    </a:clrChange>
-                                  </a:blip>
-                                  <a:stretch>
-                                    <a:fillRect/>
-                                  </a:stretch>
-                                </pic:blipFill>
-                                <pic:spPr>
-                                  <a:xfrm>
-                                    <a:off x="21096" y="41843"/>
-                                    <a:ext cx="975" cy="570"/>
-                                  </a:xfrm>
-                                  <a:prstGeom prst="rect">
-                                    <a:avLst/>
-                                  </a:prstGeom>
-                                  <a:noFill/>
-                                  <a:ln w="9525">
-                                    <a:noFill/>
-                                  </a:ln>
-                                </pic:spPr>
-                              </pic:pic>
-                            </wpg:grpSp>
-                          </wpg:wgp>
-                        </a:graphicData>
-                      </a:graphic>
-                    </wp:anchor>
-                  </w:drawing>
-                </mc:Choice>
-                <mc:Fallback>
-                  <w:pict>
-                    <v:group id="_x0000_s1026" o:spid="_x0000_s1026" o:spt="203" style="position:absolute;left:0pt;margin-left:62.35pt;margin-top:-65.7pt;height:113.65pt;width:416.85pt;z-index:251662336;mso-width-relative:page;mso-height-relative:page;" coordorigin="17862,40635" coordsize="8337,2273" o:gfxdata="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">
-                      <o:lock v:ext="edit" aspectratio="f"/>
-                      <v:shape id="图片 23" o:spid="_x0000_s1026" o:spt="75" type="#_x0000_t75" style="position:absolute;left:23926;top:40635;height:2273;width:2273;" filled="f" o:preferrelative="t" stroked="f" coordsize="21600,21600" o:gfxdata="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">
-                        <v:fill on="f" focussize="0,0"/>
-                        <v:stroke on="f"/>
-                        <v:imagedata r:id="rId7" o:title=""/>
-                        <o:lock v:ext="edit" aspectratio="t"/>
-                      </v:shape>
-                      <v:group id="组合 23" o:spid="_x0000_s1026" o:spt="203" style="position:absolute;left:17862;top:41843;height:652;width:4208;" coordorigin="17862,41843" coordsize="4208,652" o:gfxdata="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">
-                        <o:lock v:ext="edit" aspectratio="f"/>
-                        <v:shape id="图片 59" o:spid="_x0000_s1026" o:spt="75" alt="图片1" type="#_x0000_t75" style="position:absolute;left:17862;top:41869;height:627;width:1468;" filled="f" o:preferrelative="t" stroked="f" coordsize="21600,21600" o:gfxdata="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">
-                          <v:fill on="f" focussize="0,0"/>
-                          <v:stroke on="f"/>
-                          <v:imagedata r:id="rId8" cropleft="5154f" croptop="7731f" cropright="3488f" cropbottom="12500f" grayscale="t" bilevel="t" o:title=""/>
-                          <o:lock v:ext="edit" aspectratio="t"/>
-                        </v:shape>
-                        <v:shape id="图片 29" o:spid="_x0000_s1026" o:spt="75" alt="IMG_256" type="#_x0000_t75" style="position:absolute;left:21096;top:41843;height:570;width:975;" filled="f" o:preferrelative="t" stroked="f" coordsize="21600,21600" o:gfxdata="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">
-                          <v:fill on="f" focussize="0,0"/>
-                          <v:stroke on="f"/>
-                          <v:imagedata r:id="rId9" chromakey="#FFFFFF" o:title=""/>
-                          <o:lock v:ext="edit" aspectratio="t"/>
-                        </v:shape>
-                      </v:group>
-                    </v:group>
-                  </w:pict>
-                </mc:Fallback>
-              </mc:AlternateContent>
-            </w:r>
-          </w:p>
-        </w:tc>
-        <w:tc>
-          <w:tcPr>
-            <w:tcW w:w="711" w:type="pct"/>
-            <w:vAlign w:val="center"/>
-          </w:tcPr>
-          <w:p>
-            <w:pPr>
-              <w:pStyle w:val="12"/>
-              <w:adjustRightInd w:val="0"/>
-              <w:snapToGrid w:val="0"/>
-              <w:spacing w:after="0" w:line="240" w:lineRule="auto"/>
-              <w:ind w:left="13" w:right="95" w:firstLine="482"/>
-              <w:jc w:val="both"/>
-              <w:rPr>
-                <w:rFonts w:ascii="Times New Roman" w:hAnsi="Times New Roman" w:eastAsia="微软雅黑" w:cs="微软雅黑"/>
-                <w:b/>
-                <w:sz w:val="28"/>
-                <w:szCs w:val="28"/>
-              </w:rPr>
-            </w:pPr>
-          </w:p>
-        </w:tc>
-        <w:tc>
-          <w:tcPr>
-            <w:tcW w:w="711" w:type="pct"/>
-            <w:vAlign w:val="center"/>
-          </w:tcPr>
-          <w:p>
-            <w:pPr>
-              <w:pStyle w:val="12"/>
-              <w:adjustRightInd w:val="0"/>
-              <w:snapToGrid w:val="0"/>
-              <w:spacing w:after="0" w:line="240" w:lineRule="auto"/>
-              <w:ind w:left="13" w:right="95"/>
-              <w:jc w:val="both"/>
-              <w:rPr>
-                <w:rFonts w:ascii="Times New Roman" w:hAnsi="Times New Roman" w:eastAsia="微软雅黑" w:cs="微软雅黑"/>
-                <w:b/>
-                <w:sz w:val="28"/>
-                <w:szCs w:val="28"/>
-              </w:rPr>
-            </w:pPr>
-            <w:r>
-              <w:rPr>
-                <w:rFonts w:ascii="Times New Roman" w:hAnsi="Times New Roman" w:eastAsia="微软雅黑" w:cs="微软雅黑"/>
-                <w:b/>
-                <w:sz w:val="28"/>
-                <w:szCs w:val="28"/>
-              </w:rPr>
-              <w:t>复核人</w:t>
-            </w:r>
-            <w:r>
-              <w:rPr>
-                <w:rFonts w:hint="eastAsia" w:ascii="Times New Roman" w:hAnsi="Times New Roman" w:eastAsia="微软雅黑" w:cs="微软雅黑"/>
-                <w:b/>
-                <w:sz w:val="28"/>
-                <w:szCs w:val="28"/>
-                <w:lang w:eastAsia="zh-CN"/>
-              </w:rPr>
-              <w:t>：</w:t>
-            </w:r>
-          </w:p>
-        </w:tc>
-        <w:tc>
-          <w:tcPr>
-            <w:tcW w:w="887" w:type="pct"/>
-            <w:vAlign w:val="center"/>
-          </w:tcPr>
-          <w:p>
-            <w:pPr>
-              <w:pStyle w:val="12"/>
-              <w:adjustRightInd w:val="0"/>
-              <w:snapToGrid w:val="0"/>
-              <w:spacing w:after="0" w:line="240" w:lineRule="auto"/>
-              <w:ind w:firstLine="562"/>
-              <w:jc w:val="both"/>
-              <w:rPr>
-                <w:rFonts w:ascii="Times New Roman" w:hAnsi="Times New Roman" w:eastAsia="微软雅黑" w:cs="微软雅黑"/>
-                <w:b/>
-                <w:sz w:val="28"/>
-                <w:szCs w:val="28"/>
-              </w:rPr>
-            </w:pPr>
-          </w:p>
-        </w:tc>
-        <w:tc>
-          <w:tcPr>
-            <w:tcW w:w="723" w:type="pct"/>
-            <w:vAlign w:val="center"/>
-          </w:tcPr>
-          <w:p>
-            <w:pPr>
-              <w:pStyle w:val="12"/>
-              <w:adjustRightInd w:val="0"/>
-              <w:snapToGrid w:val="0"/>
-              <w:spacing w:after="0" w:line="240" w:lineRule="auto"/>
-              <w:jc w:val="both"/>
-              <w:rPr>
-                <w:rFonts w:ascii="Times New Roman" w:hAnsi="Times New Roman" w:eastAsia="微软雅黑" w:cs="微软雅黑"/>
-                <w:b/>
-                <w:sz w:val="28"/>
-                <w:szCs w:val="28"/>
-                <w:lang w:eastAsia="zh-CN"/>
-              </w:rPr>
-            </w:pPr>
-            <w:r>
-              <w:rPr>
-                <w:rFonts w:hint="eastAsia" w:ascii="Times New Roman" w:hAnsi="Times New Roman" w:eastAsia="微软雅黑" w:cs="微软雅黑"/>
-                <w:b/>
-                <w:sz w:val="28"/>
-                <w:szCs w:val="28"/>
-                <w:lang w:eastAsia="zh-CN"/>
-              </w:rPr>
-              <w:t>报告日期：</w:t>
-            </w:r>
-          </w:p>
-        </w:tc>
-        <w:tc>
-          <w:tcPr>
-            <w:tcW w:w="1254" w:type="pct"/>
-            <w:vAlign w:val="center"/>
-          </w:tcPr>
-          <w:p>
-            <w:pPr>
-              <w:pStyle w:val="12"/>
-              <w:adjustRightInd w:val="0"/>
-              <w:snapToGrid w:val="0"/>
-              <w:spacing w:after="0" w:line="240" w:lineRule="auto"/>
-              <w:ind w:right="15" w:firstLine="562"/>
-              <w:jc w:val="both"/>
-              <w:rPr>
-                <w:rFonts w:ascii="Times New Roman" w:hAnsi="Times New Roman" w:eastAsia="微软雅黑" w:cs="微软雅黑"/>
-                <w:b/>
-                <w:sz w:val="28"/>
-                <w:szCs w:val="28"/>
-                <w:lang w:eastAsia="zh-CN"/>
-              </w:rPr>
-            </w:pPr>
-            <w:r>
-              <w:rPr>
-                <w:rFonts w:hint="eastAsia" w:ascii="Times New Roman" w:hAnsi="Times New Roman" w:eastAsia="微软雅黑" w:cs="微软雅黑"/>
-                <w:b/>
-                <w:sz w:val="28"/>
-                <w:szCs w:val="28"/>
-                <w:lang w:eastAsia="zh-CN"/>
-              </w:rPr>
-              <w:t>{{reportdate}}</w:t>
-            </w:r>
-          </w:p>
-        </w:tc>
-      </w:tr>
-    </w:tbl>
     <w:tbl>
       <w:tblPr>
         <w:tblStyle w:val="8"/>
@@ -3678,13 +3350,1320 @@
     </w:tbl>
     <w:p>
       <w:pPr>
+        <w:keepNext w:val="0"/>
+        <w:keepLines w:val="0"/>
+        <w:pageBreakBefore w:val="0"/>
+        <w:widowControl/>
+        <w:kinsoku/>
+        <w:wordWrap/>
+        <w:overflowPunct/>
+        <w:topLinePunct w:val="0"/>
+        <w:autoSpaceDE/>
+        <w:autoSpaceDN/>
+        <w:bidi w:val="0"/>
+        <w:adjustRightInd/>
+        <w:snapToGrid/>
+        <w:spacing w:after="0" w:line="260" w:lineRule="auto"/>
+        <w:textAlignment w:val="auto"/>
+        <w:rPr>
+          <w:rFonts w:hint="default" w:ascii="Times New Roman" w:hAnsi="Times New Roman" w:eastAsia="微软雅黑" w:cs="Times New Roman"/>
+          <w:sz w:val="24"/>
+          <w:szCs w:val="24"/>
+          <w:lang w:val="en-US" w:eastAsia="zh-CN"/>
+        </w:rPr>
+      </w:pPr>
+      <w:r>
+        <w:rPr>
+          <w:rFonts w:hint="eastAsia" w:ascii="Times New Roman" w:hAnsi="Times New Roman" w:eastAsia="微软雅黑" w:cs="Times New Roman"/>
+          <w:sz w:val="24"/>
+          <w:szCs w:val="24"/>
+          <w:lang w:eastAsia="zh-CN"/>
+        </w:rPr>
+        <w:t xml:space="preserve">{% if testedby == </w:t>
+      </w:r>
+      <w:r>
+        <w:rPr>
+          <w:rFonts w:ascii="Times New Roman" w:hAnsi="Times New Roman" w:eastAsia="微软雅黑" w:cs="Times New Roman"/>
+          <w:sz w:val="24"/>
+          <w:szCs w:val="24"/>
+          <w:lang w:eastAsia="zh-CN"/>
+        </w:rPr>
+        <w:t>“</w:t>
+      </w:r>
+      <w:r>
+        <w:rPr>
+          <w:rFonts w:hint="eastAsia" w:ascii="Times New Roman" w:hAnsi="Times New Roman" w:eastAsia="微软雅黑" w:cs="Times New Roman"/>
+          <w:sz w:val="24"/>
+          <w:szCs w:val="24"/>
+          <w:lang w:eastAsia="zh-CN"/>
+        </w:rPr>
+        <w:t>1</w:t>
+      </w:r>
+      <w:r>
+        <w:rPr>
+          <w:rFonts w:ascii="Times New Roman" w:hAnsi="Times New Roman" w:eastAsia="微软雅黑" w:cs="Times New Roman"/>
+          <w:sz w:val="24"/>
+          <w:szCs w:val="24"/>
+          <w:lang w:eastAsia="zh-CN"/>
+        </w:rPr>
+        <w:t>”</w:t>
+      </w:r>
+      <w:r>
+        <w:rPr>
+          <w:rFonts w:hint="eastAsia" w:ascii="Times New Roman" w:hAnsi="Times New Roman" w:eastAsia="微软雅黑" w:cs="Times New Roman"/>
+          <w:sz w:val="24"/>
+          <w:szCs w:val="24"/>
+          <w:lang w:eastAsia="zh-CN"/>
+        </w:rPr>
+        <w:t xml:space="preserve"> %}</w:t>
+      </w:r>
+    </w:p>
+    <w:p>
+      <w:pPr>
+        <w:widowControl w:val="0"/>
+        <w:spacing w:after="0" w:line="240" w:lineRule="auto"/>
+        <w:rPr>
+          <w:rFonts w:ascii="宋体" w:hAnsi="宋体" w:eastAsia="宋体" w:cs="宋体"/>
+          <w:lang w:eastAsia="zh-CN"/>
+        </w:rPr>
+      </w:pPr>
+    </w:p>
+    <w:p>
+      <w:pPr>
+        <w:widowControl w:val="0"/>
+        <w:spacing w:after="0" w:line="240" w:lineRule="auto"/>
+        <w:rPr>
+          <w:rFonts w:ascii="宋体" w:hAnsi="宋体" w:eastAsia="宋体" w:cs="宋体"/>
+          <w:lang w:eastAsia="zh-CN"/>
+        </w:rPr>
+      </w:pPr>
+    </w:p>
+    <w:tbl>
+      <w:tblPr>
+        <w:tblStyle w:val="14"/>
+        <w:tblW w:w="8091" w:type="dxa"/>
+        <w:jc w:val="right"/>
+        <w:tblLayout w:type="fixed"/>
+        <w:tblCellMar>
+          <w:top w:w="0" w:type="dxa"/>
+          <w:left w:w="0" w:type="dxa"/>
+          <w:bottom w:w="0" w:type="dxa"/>
+          <w:right w:w="0" w:type="dxa"/>
+        </w:tblCellMar>
+      </w:tblPr>
+      <w:tblGrid>
+        <w:gridCol w:w="1068"/>
+        <w:gridCol w:w="1386"/>
+        <w:gridCol w:w="1386"/>
+        <w:gridCol w:w="1018"/>
+        <w:gridCol w:w="3233"/>
+      </w:tblGrid>
+      <w:tr>
+        <w:tblPrEx>
+          <w:tblCellMar>
+            <w:top w:w="0" w:type="dxa"/>
+            <w:left w:w="0" w:type="dxa"/>
+            <w:bottom w:w="0" w:type="dxa"/>
+            <w:right w:w="0" w:type="dxa"/>
+          </w:tblCellMar>
+        </w:tblPrEx>
+        <w:trPr>
+          <w:trHeight w:val="441" w:hRule="exact"/>
+          <w:jc w:val="right"/>
+        </w:trPr>
+        <w:tc>
+          <w:tcPr>
+            <w:tcW w:w="1068" w:type="dxa"/>
+            <w:vAlign w:val="center"/>
+          </w:tcPr>
+          <w:p>
+            <w:pPr>
+              <w:widowControl w:val="0"/>
+              <w:spacing w:before="13"/>
+              <w:ind w:left="13" w:right="95"/>
+              <w:jc w:val="both"/>
+              <w:rPr>
+                <w:rFonts w:ascii="Times New Roman" w:hAnsi="Times New Roman" w:eastAsia="宋体" w:cs="Times New Roman"/>
+                <w:b/>
+                <w:sz w:val="24"/>
+                <w:szCs w:val="24"/>
+                <w:lang w:val="en-US" w:eastAsia="en-US" w:bidi="ar-SA"/>
+              </w:rPr>
+            </w:pPr>
+            <w:r>
+              <w:rPr>
+                <w:rFonts w:ascii="Times New Roman" w:hAnsi="Times New Roman" w:eastAsia="宋体" w:cs="Times New Roman"/>
+                <w:b/>
+                <w:sz w:val="24"/>
+                <w:szCs w:val="24"/>
+                <w:lang w:val="en-US" w:eastAsia="en-US" w:bidi="ar-SA"/>
+              </w:rPr>
+              <w:t>检测人：</w:t>
+            </w:r>
+          </w:p>
+        </w:tc>
+        <w:tc>
+          <w:tcPr>
+            <w:tcW w:w="1386" w:type="dxa"/>
+            <w:vAlign w:val="center"/>
+          </w:tcPr>
+          <w:p>
+            <w:pPr>
+              <w:widowControl w:val="0"/>
+              <w:spacing w:before="13"/>
+              <w:jc w:val="both"/>
+              <w:rPr>
+                <w:rFonts w:ascii="Times New Roman" w:hAnsi="Times New Roman" w:eastAsia="宋体" w:cs="Times New Roman"/>
+                <w:b/>
+                <w:sz w:val="24"/>
+                <w:szCs w:val="24"/>
+                <w:lang w:val="en-US" w:eastAsia="en-US" w:bidi="ar-SA"/>
+              </w:rPr>
+            </w:pPr>
+            <w:r>
+              <w:rPr>
+                <w:rFonts w:hint="eastAsia" w:ascii="Times New Roman" w:hAnsi="Times New Roman" w:eastAsia="宋体" w:cs="Times New Roman"/>
+                <w:b w:val="0"/>
+                <w:bCs/>
+                <w:sz w:val="24"/>
+                <w:szCs w:val="24"/>
+                <w:lang w:val="en-US" w:eastAsia="zh-CN" w:bidi="ar-SA"/>
+              </w:rPr>
+              <w:t>临检检测人，</w:t>
+            </w:r>
+          </w:p>
+        </w:tc>
+        <w:tc>
+          <w:tcPr>
+            <w:tcW w:w="1386" w:type="dxa"/>
+            <w:vAlign w:val="center"/>
+          </w:tcPr>
+          <w:p>
+            <w:pPr>
+              <w:widowControl w:val="0"/>
+              <w:spacing w:before="13"/>
+              <w:jc w:val="both"/>
+              <w:rPr>
+                <w:rFonts w:hint="eastAsia" w:ascii="Times New Roman" w:hAnsi="Times New Roman" w:eastAsia="宋体" w:cs="Times New Roman"/>
+                <w:b w:val="0"/>
+                <w:bCs/>
+                <w:sz w:val="24"/>
+                <w:szCs w:val="24"/>
+                <w:lang w:val="en-US" w:eastAsia="zh-CN" w:bidi="ar-SA"/>
+              </w:rPr>
+            </w:pPr>
+            <w:bookmarkStart w:id="9" w:name="_GoBack"/>
+            <w:r>
+              <w:rPr>
+                <w:rFonts w:ascii="宋体" w:hAnsi="宋体" w:eastAsia="宋体" w:cs="宋体"/>
+                <w:sz w:val="22"/>
+                <w:szCs w:val="22"/>
+                <w:lang w:val="en-US" w:eastAsia="en-US" w:bidi="ar-SA"/>
+              </w:rPr>
+              <mc:AlternateContent>
+                <mc:Choice Requires="wpg">
+                  <w:drawing>
+                    <wp:anchor distT="0" distB="0" distL="114300" distR="114300" simplePos="0" relativeHeight="251662336" behindDoc="0" locked="0" layoutInCell="1" allowOverlap="1">
+                      <wp:simplePos x="0" y="0"/>
+                      <wp:positionH relativeFrom="column">
+                        <wp:posOffset>-55880</wp:posOffset>
+                      </wp:positionH>
+                      <wp:positionV relativeFrom="paragraph">
+                        <wp:posOffset>-461010</wp:posOffset>
+                      </wp:positionV>
+                      <wp:extent cx="3352800" cy="1443355"/>
+                      <wp:effectExtent l="0" t="0" r="0" b="4445"/>
+                      <wp:wrapNone/>
+                      <wp:docPr id="8" name="组合 8"/>
+                      <wp:cNvGraphicFramePr/>
+                      <a:graphic xmlns:a="http://schemas.openxmlformats.org/drawingml/2006/main">
+                        <a:graphicData uri="http://schemas.microsoft.com/office/word/2010/wordprocessingGroup">
+                          <wpg:wgp>
+                            <wpg:cNvGrpSpPr/>
+                            <wpg:grpSpPr>
+                              <a:xfrm>
+                                <a:off x="0" y="0"/>
+                                <a:ext cx="3352800" cy="1443355"/>
+                                <a:chOff x="19211" y="18890"/>
+                                <a:chExt cx="5280" cy="2273"/>
+                              </a:xfrm>
+                            </wpg:grpSpPr>
+                            <wpg:grpSp>
+                              <wpg:cNvPr id="9" name="组合 6"/>
+                              <wpg:cNvGrpSpPr/>
+                              <wpg:grpSpPr>
+                                <a:xfrm>
+                                  <a:off x="19211" y="18890"/>
+                                  <a:ext cx="5140" cy="2273"/>
+                                  <a:chOff x="19199" y="18950"/>
+                                  <a:chExt cx="5140" cy="2273"/>
+                                </a:xfrm>
+                              </wpg:grpSpPr>
+                              <pic:pic xmlns:pic="http://schemas.openxmlformats.org/drawingml/2006/picture">
+                                <pic:nvPicPr>
+                                  <pic:cNvPr id="10" name="图片 6" descr="蔡冬雪"/>
+                                  <pic:cNvPicPr>
+                                    <a:picLocks noChangeAspect="1"/>
+                                  </pic:cNvPicPr>
+                                </pic:nvPicPr>
+                                <pic:blipFill>
+                                  <a:blip r:embed="rId7">
+                                    <a:clrChange>
+                                      <a:clrFrom>
+                                        <a:srgbClr val="FFFFFF">
+                                          <a:alpha val="100000"/>
+                                        </a:srgbClr>
+                                      </a:clrFrom>
+                                      <a:clrTo>
+                                        <a:srgbClr val="FFFFFF">
+                                          <a:alpha val="100000"/>
+                                          <a:alpha val="0"/>
+                                        </a:srgbClr>
+                                      </a:clrTo>
+                                    </a:clrChange>
+                                  </a:blip>
+                                  <a:srcRect l="18656" t="33322" r="18897" b="26699"/>
+                                  <a:stretch>
+                                    <a:fillRect/>
+                                  </a:stretch>
+                                </pic:blipFill>
+                                <pic:spPr>
+                                  <a:xfrm>
+                                    <a:off x="19199" y="19551"/>
+                                    <a:ext cx="1261" cy="566"/>
+                                  </a:xfrm>
+                                  <a:prstGeom prst="rect">
+                                    <a:avLst/>
+                                  </a:prstGeom>
+                                </pic:spPr>
+                              </pic:pic>
+                              <pic:pic xmlns:pic="http://schemas.openxmlformats.org/drawingml/2006/picture">
+                                <pic:nvPicPr>
+                                  <pic:cNvPr id="12" name="图片 25"/>
+                                  <pic:cNvPicPr>
+                                    <a:picLocks noChangeAspect="1" noChangeArrowheads="1"/>
+                                  </pic:cNvPicPr>
+                                </pic:nvPicPr>
+                                <pic:blipFill>
+                                  <a:blip r:embed="rId8">
+                                    <a:extLst>
+                                      <a:ext uri="{28A0092B-C50C-407E-A947-70E740481C1C}">
+                                        <a14:useLocalDpi xmlns:a14="http://schemas.microsoft.com/office/drawing/2010/main" val="0"/>
+                                      </a:ext>
+                                    </a:extLst>
+                                  </a:blip>
+                                  <a:srcRect/>
+                                  <a:stretch>
+                                    <a:fillRect/>
+                                  </a:stretch>
+                                </pic:blipFill>
+                                <pic:spPr>
+                                  <a:xfrm>
+                                    <a:off x="22066" y="18950"/>
+                                    <a:ext cx="2273" cy="2273"/>
+                                  </a:xfrm>
+                                  <a:prstGeom prst="rect">
+                                    <a:avLst/>
+                                  </a:prstGeom>
+                                  <a:noFill/>
+                                  <a:ln>
+                                    <a:noFill/>
+                                  </a:ln>
+                                </pic:spPr>
+                              </pic:pic>
+                            </wpg:grpSp>
+                            <pic:pic xmlns:pic="http://schemas.openxmlformats.org/drawingml/2006/picture">
+                              <pic:nvPicPr>
+                                <pic:cNvPr id="26" name="图片 4" descr="王建丽"/>
+                                <pic:cNvPicPr>
+                                  <a:picLocks noChangeAspect="1"/>
+                                </pic:cNvPicPr>
+                              </pic:nvPicPr>
+                              <pic:blipFill>
+                                <a:blip r:embed="rId9">
+                                  <a:clrChange>
+                                    <a:clrFrom>
+                                      <a:srgbClr val="FFFFFF">
+                                        <a:alpha val="100000"/>
+                                      </a:srgbClr>
+                                    </a:clrFrom>
+                                    <a:clrTo>
+                                      <a:srgbClr val="FFFFFF">
+                                        <a:alpha val="100000"/>
+                                        <a:alpha val="0"/>
+                                      </a:srgbClr>
+                                    </a:clrTo>
+                                  </a:clrChange>
+                                </a:blip>
+                                <a:stretch>
+                                  <a:fillRect/>
+                                </a:stretch>
+                              </pic:blipFill>
+                              <pic:spPr>
+                                <a:xfrm>
+                                  <a:off x="23233" y="19467"/>
+                                  <a:ext cx="1258" cy="713"/>
+                                </a:xfrm>
+                                <a:prstGeom prst="rect">
+                                  <a:avLst/>
+                                </a:prstGeom>
+                              </pic:spPr>
+                            </pic:pic>
+                          </wpg:wgp>
+                        </a:graphicData>
+                      </a:graphic>
+                    </wp:anchor>
+                  </w:drawing>
+                </mc:Choice>
+                <mc:Fallback>
+                  <w:pict>
+                    <v:group id="_x0000_s1026" o:spid="_x0000_s1026" o:spt="203" style="position:absolute;left:0pt;margin-left:-4.4pt;margin-top:-36.3pt;height:113.65pt;width:264pt;z-index:251662336;mso-width-relative:page;mso-height-relative:page;" coordorigin="19211,18890" coordsize="5280,2273" o:gfxdata="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">
+                      <o:lock v:ext="edit" aspectratio="f"/>
+                      <v:group id="组合 6" o:spid="_x0000_s1026" o:spt="203" style="position:absolute;left:19211;top:18890;height:2273;width:5140;" coordorigin="19199,18950" coordsize="5140,2273" o:gfxdata="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">
+                        <o:lock v:ext="edit" aspectratio="f"/>
+                        <v:shape id="图片 6" o:spid="_x0000_s1026" o:spt="75" alt="蔡冬雪" type="#_x0000_t75" style="position:absolute;left:19199;top:19551;height:566;width:1261;" filled="f" o:preferrelative="t" stroked="f" coordsize="21600,21600" o:gfxdata="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">
+                          <v:fill on="f" focussize="0,0"/>
+                          <v:stroke on="f"/>
+                          <v:imagedata r:id="rId7" cropleft="12226f" croptop="21838f" cropright="12384f" cropbottom="17497f" chromakey="#FFFFFF" o:title=""/>
+                          <o:lock v:ext="edit" aspectratio="t"/>
+                        </v:shape>
+                        <v:shape id="图片 25" o:spid="_x0000_s1026" o:spt="75" type="#_x0000_t75" style="position:absolute;left:22066;top:18950;height:2273;width:2273;" filled="f" o:preferrelative="t" stroked="f" coordsize="21600,21600" o:gfxdata="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">
+                          <v:fill on="f" focussize="0,0"/>
+                          <v:stroke on="f"/>
+                          <v:imagedata r:id="rId8" o:title=""/>
+                          <o:lock v:ext="edit" aspectratio="t"/>
+                        </v:shape>
+                      </v:group>
+                      <v:shape id="图片 4" o:spid="_x0000_s1026" o:spt="75" alt="王建丽" type="#_x0000_t75" style="position:absolute;left:23233;top:19467;height:713;width:1258;" filled="f" o:preferrelative="t" stroked="f" coordsize="21600,21600" o:gfxdata="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">
+                        <v:fill on="f" focussize="0,0"/>
+                        <v:stroke on="f"/>
+                        <v:imagedata r:id="rId9" chromakey="#FFFFFF" o:title=""/>
+                        <o:lock v:ext="edit" aspectratio="t"/>
+                      </v:shape>
+                    </v:group>
+                  </w:pict>
+                </mc:Fallback>
+              </mc:AlternateContent>
+            </w:r>
+            <w:bookmarkEnd w:id="9"/>
+          </w:p>
+        </w:tc>
+        <w:tc>
+          <w:tcPr>
+            <w:tcW w:w="1018" w:type="dxa"/>
+            <w:vAlign w:val="center"/>
+          </w:tcPr>
+          <w:p>
+            <w:pPr>
+              <w:widowControl w:val="0"/>
+              <w:spacing w:before="13"/>
+              <w:jc w:val="both"/>
+              <w:rPr>
+                <w:rFonts w:ascii="Times New Roman" w:hAnsi="Times New Roman" w:eastAsia="宋体" w:cs="Times New Roman"/>
+                <w:b/>
+                <w:sz w:val="24"/>
+                <w:szCs w:val="24"/>
+                <w:lang w:val="en-US" w:eastAsia="en-US" w:bidi="ar-SA"/>
+              </w:rPr>
+            </w:pPr>
+            <w:r>
+              <w:rPr>
+                <w:rFonts w:ascii="Times New Roman" w:hAnsi="Times New Roman" w:eastAsia="宋体" w:cs="Times New Roman"/>
+                <w:b/>
+                <w:sz w:val="24"/>
+                <w:szCs w:val="24"/>
+                <w:lang w:val="en-US" w:eastAsia="en-US" w:bidi="ar-SA"/>
+              </w:rPr>
+              <w:t>复核人</w:t>
+            </w:r>
+            <w:r>
+              <w:rPr>
+                <w:rFonts w:ascii="Times New Roman" w:hAnsi="Times New Roman" w:eastAsia="宋体" w:cs="Times New Roman"/>
+                <w:b/>
+                <w:sz w:val="24"/>
+                <w:szCs w:val="24"/>
+                <w:lang w:val="en-US" w:eastAsia="zh-CN" w:bidi="ar-SA"/>
+              </w:rPr>
+              <w:t>：</w:t>
+            </w:r>
+          </w:p>
+        </w:tc>
+        <w:tc>
+          <w:tcPr>
+            <w:tcW w:w="3233" w:type="dxa"/>
+            <w:vAlign w:val="center"/>
+          </w:tcPr>
+          <w:p>
+            <w:pPr>
+              <w:widowControl w:val="0"/>
+              <w:spacing w:before="13"/>
+              <w:ind w:right="15"/>
+              <w:jc w:val="both"/>
+              <w:rPr>
+                <w:rFonts w:hint="default" w:ascii="Times New Roman" w:hAnsi="Times New Roman" w:eastAsia="宋体" w:cs="Times New Roman"/>
+                <w:b/>
+                <w:sz w:val="24"/>
+                <w:szCs w:val="24"/>
+                <w:lang w:val="en-US" w:eastAsia="zh-CN" w:bidi="ar-SA"/>
+              </w:rPr>
+            </w:pPr>
+            <w:r>
+              <w:rPr>
+                <w:rFonts w:hint="eastAsia" w:ascii="Times New Roman" w:hAnsi="Times New Roman" w:eastAsia="宋体" w:cs="Times New Roman"/>
+                <w:b w:val="0"/>
+                <w:bCs/>
+                <w:sz w:val="24"/>
+                <w:szCs w:val="24"/>
+                <w:lang w:val="en-US" w:eastAsia="zh-CN" w:bidi="ar-SA"/>
+              </w:rPr>
+              <w:t>临检所复核人，</w:t>
+            </w:r>
+          </w:p>
+        </w:tc>
+      </w:tr>
+      <w:tr>
+        <w:tblPrEx>
+          <w:tblCellMar>
+            <w:top w:w="0" w:type="dxa"/>
+            <w:left w:w="0" w:type="dxa"/>
+            <w:bottom w:w="0" w:type="dxa"/>
+            <w:right w:w="0" w:type="dxa"/>
+          </w:tblCellMar>
+        </w:tblPrEx>
+        <w:trPr>
+          <w:trHeight w:val="457" w:hRule="exact"/>
+          <w:jc w:val="right"/>
+        </w:trPr>
+        <w:tc>
+          <w:tcPr>
+            <w:tcW w:w="1068" w:type="dxa"/>
+            <w:vAlign w:val="center"/>
+          </w:tcPr>
+          <w:p>
+            <w:pPr>
+              <w:widowControl w:val="0"/>
+              <w:spacing w:line="341" w:lineRule="exact"/>
+              <w:ind w:left="13" w:right="165"/>
+              <w:jc w:val="both"/>
+              <w:rPr>
+                <w:rFonts w:ascii="Times New Roman" w:hAnsi="Times New Roman" w:eastAsia="宋体" w:cs="Times New Roman"/>
+                <w:b/>
+                <w:sz w:val="24"/>
+                <w:szCs w:val="24"/>
+                <w:lang w:val="en-US" w:eastAsia="en-US" w:bidi="ar-SA"/>
+              </w:rPr>
+            </w:pPr>
+            <w:r>
+              <w:rPr>
+                <w:rFonts w:ascii="Times New Roman" w:hAnsi="Times New Roman" w:eastAsia="宋体" w:cs="Times New Roman"/>
+                <w:b/>
+                <w:sz w:val="24"/>
+                <w:szCs w:val="24"/>
+                <w:lang w:val="en-US" w:eastAsia="en-US" w:bidi="ar-SA"/>
+              </w:rPr>
+              <w:t>日</w:t>
+            </w:r>
+            <w:r>
+              <w:rPr>
+                <w:rFonts w:ascii="Times New Roman" w:hAnsi="Times New Roman" w:eastAsia="宋体" w:cs="Times New Roman"/>
+                <w:b/>
+                <w:sz w:val="24"/>
+                <w:szCs w:val="24"/>
+                <w:lang w:val="en-US" w:eastAsia="zh-CN" w:bidi="ar-SA"/>
+              </w:rPr>
+              <w:t xml:space="preserve">  </w:t>
+            </w:r>
+            <w:r>
+              <w:rPr>
+                <w:rFonts w:ascii="Times New Roman" w:hAnsi="Times New Roman" w:eastAsia="宋体" w:cs="Times New Roman"/>
+                <w:b/>
+                <w:sz w:val="24"/>
+                <w:szCs w:val="24"/>
+                <w:lang w:val="en-US" w:eastAsia="en-US" w:bidi="ar-SA"/>
+              </w:rPr>
+              <w:t>期：</w:t>
+            </w:r>
+          </w:p>
+        </w:tc>
+        <w:tc>
+          <w:tcPr>
+            <w:tcW w:w="2772" w:type="dxa"/>
+            <w:gridSpan w:val="2"/>
+            <w:vAlign w:val="center"/>
+          </w:tcPr>
+          <w:p>
+            <w:pPr>
+              <w:widowControl w:val="0"/>
+              <w:spacing w:line="363" w:lineRule="exact"/>
+              <w:jc w:val="both"/>
+              <w:rPr>
+                <w:rFonts w:ascii="Times New Roman" w:hAnsi="Times New Roman" w:eastAsia="宋体" w:cs="Times New Roman"/>
+                <w:sz w:val="24"/>
+                <w:szCs w:val="24"/>
+                <w:lang w:val="en-US" w:eastAsia="en-US" w:bidi="ar-SA"/>
+              </w:rPr>
+            </w:pPr>
+            <w:r>
+              <w:rPr>
+                <w:rFonts w:ascii="Times New Roman" w:hAnsi="Times New Roman" w:eastAsia="宋体" w:cs="Times New Roman"/>
+                <w:kern w:val="2"/>
+                <w:sz w:val="24"/>
+                <w:szCs w:val="24"/>
+                <w:lang w:val="en-US" w:eastAsia="zh-CN" w:bidi="ar-SA"/>
+              </w:rPr>
+              <w:t>{{ reportdate }}</w:t>
+            </w:r>
+          </w:p>
+        </w:tc>
+        <w:tc>
+          <w:tcPr>
+            <w:tcW w:w="1018" w:type="dxa"/>
+            <w:vAlign w:val="center"/>
+          </w:tcPr>
+          <w:p>
+            <w:pPr>
+              <w:widowControl w:val="0"/>
+              <w:spacing w:line="341" w:lineRule="exact"/>
+              <w:jc w:val="both"/>
+              <w:rPr>
+                <w:rFonts w:ascii="Times New Roman" w:hAnsi="Times New Roman" w:eastAsia="宋体" w:cs="Times New Roman"/>
+                <w:b/>
+                <w:sz w:val="24"/>
+                <w:szCs w:val="24"/>
+                <w:lang w:val="en-US" w:eastAsia="en-US" w:bidi="ar-SA"/>
+              </w:rPr>
+            </w:pPr>
+            <w:r>
+              <w:rPr>
+                <w:rFonts w:ascii="Times New Roman" w:hAnsi="Times New Roman" w:eastAsia="宋体" w:cs="Times New Roman"/>
+                <w:b/>
+                <w:sz w:val="24"/>
+                <w:szCs w:val="24"/>
+                <w:lang w:val="en-US" w:eastAsia="en-US" w:bidi="ar-SA"/>
+              </w:rPr>
+              <w:t>日</w:t>
+            </w:r>
+            <w:r>
+              <w:rPr>
+                <w:rFonts w:ascii="Times New Roman" w:hAnsi="Times New Roman" w:eastAsia="宋体" w:cs="Times New Roman"/>
+                <w:b/>
+                <w:sz w:val="24"/>
+                <w:szCs w:val="24"/>
+                <w:lang w:val="en-US" w:eastAsia="zh-CN" w:bidi="ar-SA"/>
+              </w:rPr>
+              <w:t xml:space="preserve">  </w:t>
+            </w:r>
+            <w:r>
+              <w:rPr>
+                <w:rFonts w:ascii="Times New Roman" w:hAnsi="Times New Roman" w:eastAsia="宋体" w:cs="Times New Roman"/>
+                <w:b/>
+                <w:sz w:val="24"/>
+                <w:szCs w:val="24"/>
+                <w:lang w:val="en-US" w:eastAsia="en-US" w:bidi="ar-SA"/>
+              </w:rPr>
+              <w:t>期：</w:t>
+            </w:r>
+          </w:p>
+        </w:tc>
+        <w:tc>
+          <w:tcPr>
+            <w:tcW w:w="3233" w:type="dxa"/>
+            <w:vAlign w:val="center"/>
+          </w:tcPr>
+          <w:p>
+            <w:pPr>
+              <w:widowControl w:val="0"/>
+              <w:spacing w:line="363" w:lineRule="exact"/>
+              <w:ind w:right="15"/>
+              <w:jc w:val="both"/>
+              <w:rPr>
+                <w:rFonts w:ascii="Times New Roman" w:hAnsi="Times New Roman" w:eastAsia="宋体" w:cs="Times New Roman"/>
+                <w:sz w:val="24"/>
+                <w:szCs w:val="24"/>
+                <w:lang w:val="en-US" w:eastAsia="en-US" w:bidi="ar-SA"/>
+              </w:rPr>
+            </w:pPr>
+            <w:r>
+              <w:rPr>
+                <w:rFonts w:ascii="Times New Roman" w:hAnsi="Times New Roman" w:eastAsia="宋体" w:cs="Times New Roman"/>
+                <w:kern w:val="2"/>
+                <w:sz w:val="24"/>
+                <w:szCs w:val="24"/>
+                <w:lang w:val="en-US" w:eastAsia="zh-CN" w:bidi="ar-SA"/>
+              </w:rPr>
+              <w:t>{{ reportdate }}</w:t>
+            </w:r>
+          </w:p>
+        </w:tc>
+      </w:tr>
+    </w:tbl>
+    <w:p>
+      <w:pPr>
+        <w:widowControl w:val="0"/>
+        <w:spacing w:after="0" w:line="240" w:lineRule="auto"/>
+        <w:rPr>
+          <w:rFonts w:ascii="Times New Roman" w:hAnsi="Times New Roman" w:eastAsia="微软雅黑" w:cs="Times New Roman"/>
+          <w:sz w:val="24"/>
+          <w:szCs w:val="24"/>
+          <w:lang w:eastAsia="zh-CN"/>
+        </w:rPr>
+      </w:pPr>
+      <w:r>
+        <w:rPr>
+          <w:rFonts w:hint="eastAsia" w:ascii="Times New Roman" w:hAnsi="Times New Roman" w:eastAsia="微软雅黑" w:cs="Times New Roman"/>
+          <w:sz w:val="24"/>
+          <w:szCs w:val="24"/>
+          <w:lang w:eastAsia="zh-CN"/>
+        </w:rPr>
+        <w:t xml:space="preserve">{% endif %}{% if testedby == </w:t>
+      </w:r>
+      <w:r>
+        <w:rPr>
+          <w:rFonts w:ascii="Times New Roman" w:hAnsi="Times New Roman" w:eastAsia="微软雅黑" w:cs="Times New Roman"/>
+          <w:sz w:val="24"/>
+          <w:szCs w:val="24"/>
+          <w:lang w:eastAsia="zh-CN"/>
+        </w:rPr>
+        <w:t>“</w:t>
+      </w:r>
+      <w:r>
+        <w:rPr>
+          <w:rFonts w:hint="eastAsia" w:ascii="Times New Roman" w:hAnsi="Times New Roman" w:eastAsia="微软雅黑" w:cs="Times New Roman"/>
+          <w:sz w:val="24"/>
+          <w:szCs w:val="24"/>
+          <w:lang w:eastAsia="zh-CN"/>
+        </w:rPr>
+        <w:t>2</w:t>
+      </w:r>
+      <w:r>
+        <w:rPr>
+          <w:rFonts w:ascii="Times New Roman" w:hAnsi="Times New Roman" w:eastAsia="微软雅黑" w:cs="Times New Roman"/>
+          <w:sz w:val="24"/>
+          <w:szCs w:val="24"/>
+          <w:lang w:eastAsia="zh-CN"/>
+        </w:rPr>
+        <w:t>”</w:t>
+      </w:r>
+      <w:r>
+        <w:rPr>
+          <w:rFonts w:hint="eastAsia" w:ascii="Times New Roman" w:hAnsi="Times New Roman" w:eastAsia="微软雅黑" w:cs="Times New Roman"/>
+          <w:sz w:val="24"/>
+          <w:szCs w:val="24"/>
+          <w:lang w:eastAsia="zh-CN"/>
+        </w:rPr>
+        <w:t xml:space="preserve"> %}</w:t>
+      </w:r>
+    </w:p>
+    <w:p>
+      <w:pPr>
+        <w:widowControl w:val="0"/>
+        <w:spacing w:after="0" w:line="240" w:lineRule="auto"/>
+        <w:rPr>
+          <w:rFonts w:hint="default" w:ascii="宋体" w:hAnsi="宋体" w:eastAsia="宋体" w:cs="宋体"/>
+          <w:sz w:val="24"/>
+          <w:lang w:val="en-US" w:eastAsia="zh-CN"/>
+        </w:rPr>
+      </w:pPr>
+    </w:p>
+    <w:p>
+      <w:pPr>
+        <w:widowControl w:val="0"/>
+        <w:spacing w:after="0" w:line="240" w:lineRule="auto"/>
+        <w:rPr>
+          <w:rFonts w:hint="default" w:ascii="宋体" w:hAnsi="宋体" w:eastAsia="宋体" w:cs="宋体"/>
+          <w:sz w:val="24"/>
+          <w:lang w:val="en-US" w:eastAsia="zh-CN"/>
+        </w:rPr>
+      </w:pPr>
+    </w:p>
+    <w:tbl>
+      <w:tblPr>
+        <w:tblStyle w:val="14"/>
+        <w:tblW w:w="8091" w:type="dxa"/>
+        <w:jc w:val="right"/>
+        <w:tblLayout w:type="fixed"/>
+        <w:tblCellMar>
+          <w:top w:w="0" w:type="dxa"/>
+          <w:left w:w="0" w:type="dxa"/>
+          <w:bottom w:w="0" w:type="dxa"/>
+          <w:right w:w="0" w:type="dxa"/>
+        </w:tblCellMar>
+      </w:tblPr>
+      <w:tblGrid>
+        <w:gridCol w:w="1068"/>
+        <w:gridCol w:w="1386"/>
+        <w:gridCol w:w="1386"/>
+        <w:gridCol w:w="1018"/>
+        <w:gridCol w:w="3233"/>
+      </w:tblGrid>
+      <w:tr>
+        <w:tblPrEx>
+          <w:tblCellMar>
+            <w:top w:w="0" w:type="dxa"/>
+            <w:left w:w="0" w:type="dxa"/>
+            <w:bottom w:w="0" w:type="dxa"/>
+            <w:right w:w="0" w:type="dxa"/>
+          </w:tblCellMar>
+        </w:tblPrEx>
+        <w:trPr>
+          <w:trHeight w:val="441" w:hRule="exact"/>
+          <w:jc w:val="right"/>
+        </w:trPr>
+        <w:tc>
+          <w:tcPr>
+            <w:tcW w:w="1068" w:type="dxa"/>
+            <w:vAlign w:val="center"/>
+          </w:tcPr>
+          <w:p>
+            <w:pPr>
+              <w:widowControl w:val="0"/>
+              <w:spacing w:before="13"/>
+              <w:ind w:left="13" w:right="95"/>
+              <w:jc w:val="both"/>
+              <w:rPr>
+                <w:rFonts w:ascii="Times New Roman" w:hAnsi="Times New Roman" w:eastAsia="宋体" w:cs="Times New Roman"/>
+                <w:b/>
+                <w:sz w:val="24"/>
+                <w:szCs w:val="24"/>
+                <w:lang w:val="en-US" w:eastAsia="en-US" w:bidi="ar-SA"/>
+              </w:rPr>
+            </w:pPr>
+            <w:r>
+              <w:rPr>
+                <w:rFonts w:ascii="Times New Roman" w:hAnsi="Times New Roman" w:eastAsia="宋体" w:cs="Times New Roman"/>
+                <w:b/>
+                <w:sz w:val="24"/>
+                <w:szCs w:val="24"/>
+                <w:lang w:val="en-US" w:eastAsia="en-US" w:bidi="ar-SA"/>
+              </w:rPr>
+              <w:t>检测人：</w:t>
+            </w:r>
+          </w:p>
+        </w:tc>
+        <w:tc>
+          <w:tcPr>
+            <w:tcW w:w="1386" w:type="dxa"/>
+            <w:vAlign w:val="center"/>
+          </w:tcPr>
+          <w:p>
+            <w:pPr>
+              <w:widowControl w:val="0"/>
+              <w:spacing w:before="13"/>
+              <w:jc w:val="both"/>
+              <w:rPr>
+                <w:rFonts w:ascii="Times New Roman" w:hAnsi="Times New Roman" w:eastAsia="宋体" w:cs="Times New Roman"/>
+                <w:b/>
+                <w:sz w:val="24"/>
+                <w:szCs w:val="24"/>
+                <w:lang w:val="en-US" w:eastAsia="en-US" w:bidi="ar-SA"/>
+              </w:rPr>
+            </w:pPr>
+            <w:r>
+              <w:rPr>
+                <w:rFonts w:hint="eastAsia" w:ascii="Times New Roman" w:hAnsi="Times New Roman" w:eastAsia="宋体" w:cs="Times New Roman"/>
+                <w:b w:val="0"/>
+                <w:bCs/>
+                <w:sz w:val="24"/>
+                <w:szCs w:val="24"/>
+                <w:lang w:val="en-US" w:eastAsia="zh-CN" w:bidi="ar-SA"/>
+              </w:rPr>
+              <w:t>临检检测人，</w:t>
+            </w:r>
+          </w:p>
+        </w:tc>
+        <w:tc>
+          <w:tcPr>
+            <w:tcW w:w="1386" w:type="dxa"/>
+            <w:vAlign w:val="center"/>
+          </w:tcPr>
+          <w:p>
+            <w:pPr>
+              <w:widowControl w:val="0"/>
+              <w:spacing w:before="13"/>
+              <w:jc w:val="both"/>
+              <w:rPr>
+                <w:rFonts w:hint="eastAsia" w:ascii="Times New Roman" w:hAnsi="Times New Roman" w:eastAsia="宋体" w:cs="Times New Roman"/>
+                <w:b w:val="0"/>
+                <w:bCs/>
+                <w:sz w:val="24"/>
+                <w:szCs w:val="24"/>
+                <w:lang w:val="en-US" w:eastAsia="zh-CN" w:bidi="ar-SA"/>
+              </w:rPr>
+            </w:pPr>
+            <w:r>
+              <w:rPr>
+                <w:rFonts w:ascii="宋体" w:hAnsi="宋体" w:eastAsia="宋体" w:cs="宋体"/>
+                <w:sz w:val="22"/>
+                <w:szCs w:val="22"/>
+                <w:lang w:val="en-US" w:eastAsia="en-US" w:bidi="ar-SA"/>
+              </w:rPr>
+              <mc:AlternateContent>
+                <mc:Choice Requires="wpg">
+                  <w:drawing>
+                    <wp:anchor distT="0" distB="0" distL="114300" distR="114300" simplePos="0" relativeHeight="251663360" behindDoc="0" locked="0" layoutInCell="1" allowOverlap="1">
+                      <wp:simplePos x="0" y="0"/>
+                      <wp:positionH relativeFrom="column">
+                        <wp:posOffset>-95885</wp:posOffset>
+                      </wp:positionH>
+                      <wp:positionV relativeFrom="paragraph">
+                        <wp:posOffset>-453390</wp:posOffset>
+                      </wp:positionV>
+                      <wp:extent cx="3468370" cy="1443355"/>
+                      <wp:effectExtent l="0" t="0" r="0" b="4445"/>
+                      <wp:wrapNone/>
+                      <wp:docPr id="14" name="组合 14"/>
+                      <wp:cNvGraphicFramePr/>
+                      <a:graphic xmlns:a="http://schemas.openxmlformats.org/drawingml/2006/main">
+                        <a:graphicData uri="http://schemas.microsoft.com/office/word/2010/wordprocessingGroup">
+                          <wpg:wgp>
+                            <wpg:cNvGrpSpPr/>
+                            <wpg:grpSpPr>
+                              <a:xfrm>
+                                <a:off x="0" y="0"/>
+                                <a:ext cx="3468370" cy="1443355"/>
+                                <a:chOff x="19283" y="20786"/>
+                                <a:chExt cx="5462" cy="2273"/>
+                              </a:xfrm>
+                            </wpg:grpSpPr>
+                            <wpg:grpSp>
+                              <wpg:cNvPr id="15" name="组合 23"/>
+                              <wpg:cNvGrpSpPr/>
+                              <wpg:grpSpPr>
+                                <a:xfrm>
+                                  <a:off x="19283" y="20786"/>
+                                  <a:ext cx="5212" cy="2273"/>
+                                  <a:chOff x="19283" y="20786"/>
+                                  <a:chExt cx="5212" cy="2273"/>
+                                </a:xfrm>
+                              </wpg:grpSpPr>
+                              <pic:pic xmlns:pic="http://schemas.openxmlformats.org/drawingml/2006/picture">
+                                <pic:nvPicPr>
+                                  <pic:cNvPr id="16" name="图片 1"/>
+                                  <pic:cNvPicPr>
+                                    <a:picLocks noChangeAspect="1"/>
+                                  </pic:cNvPicPr>
+                                </pic:nvPicPr>
+                                <pic:blipFill>
+                                  <a:blip r:embed="rId10">
+                                    <a:clrChange>
+                                      <a:clrFrom>
+                                        <a:srgbClr val="FFFFFF">
+                                          <a:alpha val="100000"/>
+                                        </a:srgbClr>
+                                      </a:clrFrom>
+                                      <a:clrTo>
+                                        <a:srgbClr val="FFFFFF">
+                                          <a:alpha val="100000"/>
+                                          <a:alpha val="0"/>
+                                        </a:srgbClr>
+                                      </a:clrTo>
+                                    </a:clrChange>
+                                  </a:blip>
+                                  <a:srcRect l="10922" t="11667"/>
+                                  <a:stretch>
+                                    <a:fillRect/>
+                                  </a:stretch>
+                                </pic:blipFill>
+                                <pic:spPr>
+                                  <a:xfrm>
+                                    <a:off x="19283" y="21275"/>
+                                    <a:ext cx="1672" cy="901"/>
+                                  </a:xfrm>
+                                  <a:prstGeom prst="rect">
+                                    <a:avLst/>
+                                  </a:prstGeom>
+                                  <a:noFill/>
+                                  <a:ln>
+                                    <a:noFill/>
+                                  </a:ln>
+                                </pic:spPr>
+                              </pic:pic>
+                              <pic:pic xmlns:pic="http://schemas.openxmlformats.org/drawingml/2006/picture">
+                                <pic:nvPicPr>
+                                  <pic:cNvPr id="18" name="图片 25"/>
+                                  <pic:cNvPicPr>
+                                    <a:picLocks noChangeAspect="1" noChangeArrowheads="1"/>
+                                  </pic:cNvPicPr>
+                                </pic:nvPicPr>
+                                <pic:blipFill>
+                                  <a:blip r:embed="rId8">
+                                    <a:extLst>
+                                      <a:ext uri="{28A0092B-C50C-407E-A947-70E740481C1C}">
+                                        <a14:useLocalDpi xmlns:a14="http://schemas.microsoft.com/office/drawing/2010/main" val="0"/>
+                                      </a:ext>
+                                    </a:extLst>
+                                  </a:blip>
+                                  <a:srcRect/>
+                                  <a:stretch>
+                                    <a:fillRect/>
+                                  </a:stretch>
+                                </pic:blipFill>
+                                <pic:spPr>
+                                  <a:xfrm>
+                                    <a:off x="22222" y="20786"/>
+                                    <a:ext cx="2273" cy="2273"/>
+                                  </a:xfrm>
+                                  <a:prstGeom prst="rect">
+                                    <a:avLst/>
+                                  </a:prstGeom>
+                                  <a:noFill/>
+                                  <a:ln>
+                                    <a:noFill/>
+                                  </a:ln>
+                                </pic:spPr>
+                              </pic:pic>
+                            </wpg:grpSp>
+                            <pic:pic xmlns:pic="http://schemas.openxmlformats.org/drawingml/2006/picture">
+                              <pic:nvPicPr>
+                                <pic:cNvPr id="17" name="图片 11" descr="王建丽"/>
+                                <pic:cNvPicPr>
+                                  <a:picLocks noChangeAspect="1"/>
+                                </pic:cNvPicPr>
+                              </pic:nvPicPr>
+                              <pic:blipFill>
+                                <a:blip r:embed="rId9">
+                                  <a:clrChange>
+                                    <a:clrFrom>
+                                      <a:srgbClr val="FFFFFF">
+                                        <a:alpha val="100000"/>
+                                      </a:srgbClr>
+                                    </a:clrFrom>
+                                    <a:clrTo>
+                                      <a:srgbClr val="FFFFFF">
+                                        <a:alpha val="100000"/>
+                                        <a:alpha val="0"/>
+                                      </a:srgbClr>
+                                    </a:clrTo>
+                                  </a:clrChange>
+                                </a:blip>
+                                <a:stretch>
+                                  <a:fillRect/>
+                                </a:stretch>
+                              </pic:blipFill>
+                              <pic:spPr>
+                                <a:xfrm>
+                                  <a:off x="23257" y="21239"/>
+                                  <a:ext cx="1488" cy="842"/>
+                                </a:xfrm>
+                                <a:prstGeom prst="rect">
+                                  <a:avLst/>
+                                </a:prstGeom>
+                              </pic:spPr>
+                            </pic:pic>
+                          </wpg:wgp>
+                        </a:graphicData>
+                      </a:graphic>
+                    </wp:anchor>
+                  </w:drawing>
+                </mc:Choice>
+                <mc:Fallback>
+                  <w:pict>
+                    <v:group id="_x0000_s1026" o:spid="_x0000_s1026" o:spt="203" style="position:absolute;left:0pt;margin-left:-7.55pt;margin-top:-35.7pt;height:113.65pt;width:273.1pt;z-index:251663360;mso-width-relative:page;mso-height-relative:page;" coordorigin="19283,20786" coordsize="5462,2273" o:gfxdata="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">
+                      <o:lock v:ext="edit" aspectratio="f"/>
+                      <v:group id="组合 23" o:spid="_x0000_s1026" o:spt="203" style="position:absolute;left:19283;top:20786;height:2273;width:5212;" coordorigin="19283,20786" coordsize="5212,2273" o:gfxdata="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">
+                        <o:lock v:ext="edit" aspectratio="f"/>
+                        <v:shape id="图片 1" o:spid="_x0000_s1026" o:spt="75" type="#_x0000_t75" style="position:absolute;left:19283;top:21275;height:901;width:1672;" filled="f" o:preferrelative="t" stroked="f" coordsize="21600,21600" o:gfxdata="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">
+                          <v:fill on="f" focussize="0,0"/>
+                          <v:stroke on="f"/>
+                          <v:imagedata r:id="rId10" cropleft="7158f" croptop="7646f" chromakey="#FFFFFF" o:title=""/>
+                          <o:lock v:ext="edit" aspectratio="t"/>
+                        </v:shape>
+                        <v:shape id="图片 25" o:spid="_x0000_s1026" o:spt="75" type="#_x0000_t75" style="position:absolute;left:22222;top:20786;height:2273;width:2273;" filled="f" o:preferrelative="t" stroked="f" coordsize="21600,21600" o:gfxdata="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">
+                          <v:fill on="f" focussize="0,0"/>
+                          <v:stroke on="f"/>
+                          <v:imagedata r:id="rId8" o:title=""/>
+                          <o:lock v:ext="edit" aspectratio="t"/>
+                        </v:shape>
+                      </v:group>
+                      <v:shape id="图片 11" o:spid="_x0000_s1026" o:spt="75" alt="王建丽" type="#_x0000_t75" style="position:absolute;left:23257;top:21239;height:842;width:1488;" filled="f" o:preferrelative="t" stroked="f" coordsize="21600,21600" o:gfxdata="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">
+                        <v:fill on="f" focussize="0,0"/>
+                        <v:stroke on="f"/>
+                        <v:imagedata r:id="rId9" chromakey="#FFFFFF" o:title=""/>
+                        <o:lock v:ext="edit" aspectratio="t"/>
+                      </v:shape>
+                    </v:group>
+                  </w:pict>
+                </mc:Fallback>
+              </mc:AlternateContent>
+            </w:r>
+          </w:p>
+        </w:tc>
+        <w:tc>
+          <w:tcPr>
+            <w:tcW w:w="1018" w:type="dxa"/>
+            <w:vAlign w:val="center"/>
+          </w:tcPr>
+          <w:p>
+            <w:pPr>
+              <w:widowControl w:val="0"/>
+              <w:spacing w:before="13"/>
+              <w:jc w:val="both"/>
+              <w:rPr>
+                <w:rFonts w:ascii="Times New Roman" w:hAnsi="Times New Roman" w:eastAsia="宋体" w:cs="Times New Roman"/>
+                <w:b/>
+                <w:sz w:val="24"/>
+                <w:szCs w:val="24"/>
+                <w:lang w:val="en-US" w:eastAsia="en-US" w:bidi="ar-SA"/>
+              </w:rPr>
+            </w:pPr>
+            <w:r>
+              <w:rPr>
+                <w:rFonts w:ascii="Times New Roman" w:hAnsi="Times New Roman" w:eastAsia="宋体" w:cs="Times New Roman"/>
+                <w:b/>
+                <w:sz w:val="24"/>
+                <w:szCs w:val="24"/>
+                <w:lang w:val="en-US" w:eastAsia="en-US" w:bidi="ar-SA"/>
+              </w:rPr>
+              <w:t>复核人</w:t>
+            </w:r>
+            <w:r>
+              <w:rPr>
+                <w:rFonts w:ascii="Times New Roman" w:hAnsi="Times New Roman" w:eastAsia="宋体" w:cs="Times New Roman"/>
+                <w:b/>
+                <w:sz w:val="24"/>
+                <w:szCs w:val="24"/>
+                <w:lang w:val="en-US" w:eastAsia="zh-CN" w:bidi="ar-SA"/>
+              </w:rPr>
+              <w:t>：</w:t>
+            </w:r>
+          </w:p>
+        </w:tc>
+        <w:tc>
+          <w:tcPr>
+            <w:tcW w:w="3233" w:type="dxa"/>
+            <w:vAlign w:val="center"/>
+          </w:tcPr>
+          <w:p>
+            <w:pPr>
+              <w:widowControl w:val="0"/>
+              <w:spacing w:before="13"/>
+              <w:ind w:right="15"/>
+              <w:jc w:val="both"/>
+              <w:rPr>
+                <w:rFonts w:hint="default" w:ascii="Times New Roman" w:hAnsi="Times New Roman" w:eastAsia="宋体" w:cs="Times New Roman"/>
+                <w:b/>
+                <w:sz w:val="24"/>
+                <w:szCs w:val="24"/>
+                <w:lang w:val="en-US" w:eastAsia="zh-CN" w:bidi="ar-SA"/>
+              </w:rPr>
+            </w:pPr>
+            <w:r>
+              <w:rPr>
+                <w:rFonts w:hint="eastAsia" w:ascii="Times New Roman" w:hAnsi="Times New Roman" w:eastAsia="宋体" w:cs="Times New Roman"/>
+                <w:b w:val="0"/>
+                <w:bCs/>
+                <w:sz w:val="24"/>
+                <w:szCs w:val="24"/>
+                <w:lang w:val="en-US" w:eastAsia="zh-CN" w:bidi="ar-SA"/>
+              </w:rPr>
+              <w:t>临检所复核人，</w:t>
+            </w:r>
+          </w:p>
+        </w:tc>
+      </w:tr>
+      <w:tr>
+        <w:tblPrEx>
+          <w:tblCellMar>
+            <w:top w:w="0" w:type="dxa"/>
+            <w:left w:w="0" w:type="dxa"/>
+            <w:bottom w:w="0" w:type="dxa"/>
+            <w:right w:w="0" w:type="dxa"/>
+          </w:tblCellMar>
+        </w:tblPrEx>
+        <w:trPr>
+          <w:trHeight w:val="457" w:hRule="exact"/>
+          <w:jc w:val="right"/>
+        </w:trPr>
+        <w:tc>
+          <w:tcPr>
+            <w:tcW w:w="1068" w:type="dxa"/>
+            <w:vAlign w:val="center"/>
+          </w:tcPr>
+          <w:p>
+            <w:pPr>
+              <w:widowControl w:val="0"/>
+              <w:spacing w:line="341" w:lineRule="exact"/>
+              <w:ind w:left="13" w:right="165"/>
+              <w:jc w:val="both"/>
+              <w:rPr>
+                <w:rFonts w:ascii="Times New Roman" w:hAnsi="Times New Roman" w:eastAsia="宋体" w:cs="Times New Roman"/>
+                <w:b/>
+                <w:sz w:val="24"/>
+                <w:szCs w:val="24"/>
+                <w:lang w:val="en-US" w:eastAsia="en-US" w:bidi="ar-SA"/>
+              </w:rPr>
+            </w:pPr>
+            <w:r>
+              <w:rPr>
+                <w:rFonts w:ascii="Times New Roman" w:hAnsi="Times New Roman" w:eastAsia="宋体" w:cs="Times New Roman"/>
+                <w:b/>
+                <w:sz w:val="24"/>
+                <w:szCs w:val="24"/>
+                <w:lang w:val="en-US" w:eastAsia="en-US" w:bidi="ar-SA"/>
+              </w:rPr>
+              <w:t>日</w:t>
+            </w:r>
+            <w:r>
+              <w:rPr>
+                <w:rFonts w:ascii="Times New Roman" w:hAnsi="Times New Roman" w:eastAsia="宋体" w:cs="Times New Roman"/>
+                <w:b/>
+                <w:sz w:val="24"/>
+                <w:szCs w:val="24"/>
+                <w:lang w:val="en-US" w:eastAsia="zh-CN" w:bidi="ar-SA"/>
+              </w:rPr>
+              <w:t xml:space="preserve">  </w:t>
+            </w:r>
+            <w:r>
+              <w:rPr>
+                <w:rFonts w:ascii="Times New Roman" w:hAnsi="Times New Roman" w:eastAsia="宋体" w:cs="Times New Roman"/>
+                <w:b/>
+                <w:sz w:val="24"/>
+                <w:szCs w:val="24"/>
+                <w:lang w:val="en-US" w:eastAsia="en-US" w:bidi="ar-SA"/>
+              </w:rPr>
+              <w:t>期：</w:t>
+            </w:r>
+          </w:p>
+        </w:tc>
+        <w:tc>
+          <w:tcPr>
+            <w:tcW w:w="2772" w:type="dxa"/>
+            <w:gridSpan w:val="2"/>
+            <w:vAlign w:val="center"/>
+          </w:tcPr>
+          <w:p>
+            <w:pPr>
+              <w:widowControl w:val="0"/>
+              <w:spacing w:line="363" w:lineRule="exact"/>
+              <w:jc w:val="both"/>
+              <w:rPr>
+                <w:rFonts w:ascii="Times New Roman" w:hAnsi="Times New Roman" w:eastAsia="宋体" w:cs="Times New Roman"/>
+                <w:sz w:val="24"/>
+                <w:szCs w:val="24"/>
+                <w:lang w:val="en-US" w:eastAsia="en-US" w:bidi="ar-SA"/>
+              </w:rPr>
+            </w:pPr>
+            <w:r>
+              <w:rPr>
+                <w:rFonts w:ascii="Times New Roman" w:hAnsi="Times New Roman" w:eastAsia="宋体" w:cs="Times New Roman"/>
+                <w:kern w:val="2"/>
+                <w:sz w:val="24"/>
+                <w:szCs w:val="24"/>
+                <w:lang w:val="en-US" w:eastAsia="zh-CN" w:bidi="ar-SA"/>
+              </w:rPr>
+              <w:t>{{ reportdate }}</w:t>
+            </w:r>
+          </w:p>
+        </w:tc>
+        <w:tc>
+          <w:tcPr>
+            <w:tcW w:w="1018" w:type="dxa"/>
+            <w:vAlign w:val="center"/>
+          </w:tcPr>
+          <w:p>
+            <w:pPr>
+              <w:widowControl w:val="0"/>
+              <w:spacing w:line="341" w:lineRule="exact"/>
+              <w:jc w:val="both"/>
+              <w:rPr>
+                <w:rFonts w:ascii="Times New Roman" w:hAnsi="Times New Roman" w:eastAsia="宋体" w:cs="Times New Roman"/>
+                <w:b/>
+                <w:sz w:val="24"/>
+                <w:szCs w:val="24"/>
+                <w:lang w:val="en-US" w:eastAsia="en-US" w:bidi="ar-SA"/>
+              </w:rPr>
+            </w:pPr>
+            <w:r>
+              <w:rPr>
+                <w:rFonts w:ascii="Times New Roman" w:hAnsi="Times New Roman" w:eastAsia="宋体" w:cs="Times New Roman"/>
+                <w:b/>
+                <w:sz w:val="24"/>
+                <w:szCs w:val="24"/>
+                <w:lang w:val="en-US" w:eastAsia="en-US" w:bidi="ar-SA"/>
+              </w:rPr>
+              <w:t>日</w:t>
+            </w:r>
+            <w:r>
+              <w:rPr>
+                <w:rFonts w:ascii="Times New Roman" w:hAnsi="Times New Roman" w:eastAsia="宋体" w:cs="Times New Roman"/>
+                <w:b/>
+                <w:sz w:val="24"/>
+                <w:szCs w:val="24"/>
+                <w:lang w:val="en-US" w:eastAsia="zh-CN" w:bidi="ar-SA"/>
+              </w:rPr>
+              <w:t xml:space="preserve">  </w:t>
+            </w:r>
+            <w:r>
+              <w:rPr>
+                <w:rFonts w:ascii="Times New Roman" w:hAnsi="Times New Roman" w:eastAsia="宋体" w:cs="Times New Roman"/>
+                <w:b/>
+                <w:sz w:val="24"/>
+                <w:szCs w:val="24"/>
+                <w:lang w:val="en-US" w:eastAsia="en-US" w:bidi="ar-SA"/>
+              </w:rPr>
+              <w:t>期：</w:t>
+            </w:r>
+          </w:p>
+        </w:tc>
+        <w:tc>
+          <w:tcPr>
+            <w:tcW w:w="3233" w:type="dxa"/>
+            <w:vAlign w:val="center"/>
+          </w:tcPr>
+          <w:p>
+            <w:pPr>
+              <w:widowControl w:val="0"/>
+              <w:spacing w:line="363" w:lineRule="exact"/>
+              <w:ind w:right="15"/>
+              <w:jc w:val="both"/>
+              <w:rPr>
+                <w:rFonts w:ascii="Times New Roman" w:hAnsi="Times New Roman" w:eastAsia="宋体" w:cs="Times New Roman"/>
+                <w:sz w:val="24"/>
+                <w:szCs w:val="24"/>
+                <w:lang w:val="en-US" w:eastAsia="en-US" w:bidi="ar-SA"/>
+              </w:rPr>
+            </w:pPr>
+            <w:r>
+              <w:rPr>
+                <w:rFonts w:ascii="Times New Roman" w:hAnsi="Times New Roman" w:eastAsia="宋体" w:cs="Times New Roman"/>
+                <w:kern w:val="2"/>
+                <w:sz w:val="24"/>
+                <w:szCs w:val="24"/>
+                <w:lang w:val="en-US" w:eastAsia="zh-CN" w:bidi="ar-SA"/>
+              </w:rPr>
+              <w:t>{{ reportdate }}</w:t>
+            </w:r>
+          </w:p>
+        </w:tc>
+      </w:tr>
+    </w:tbl>
+    <w:p>
+      <w:pPr>
+        <w:widowControl w:val="0"/>
+        <w:spacing w:after="0" w:line="400" w:lineRule="exact"/>
+        <w:rPr>
+          <w:rFonts w:hint="eastAsia" w:ascii="宋体" w:hAnsi="宋体" w:eastAsia="宋体" w:cs="宋体"/>
+          <w:sz w:val="22"/>
+          <w:lang w:eastAsia="zh-CN"/>
+        </w:rPr>
+      </w:pPr>
+      <w:r>
+        <w:rPr>
+          <w:rFonts w:hint="eastAsia" w:ascii="Times New Roman" w:hAnsi="Times New Roman" w:eastAsia="微软雅黑" w:cs="Times New Roman"/>
+          <w:sz w:val="24"/>
+          <w:szCs w:val="24"/>
+          <w:lang w:eastAsia="zh-CN"/>
+        </w:rPr>
+        <w:t>{% endif %}</w:t>
+      </w:r>
+    </w:p>
+    <w:p>
+      <w:pPr>
         <w:rPr>
           <w:rFonts w:ascii="Times New Roman" w:hAnsi="Times New Roman" w:eastAsia="微软雅黑" w:cs="微软雅黑"/>
           <w:sz w:val="24"/>
         </w:rPr>
       </w:pPr>
-      <w:bookmarkStart w:id="9" w:name="_GoBack"/>
-      <w:bookmarkEnd w:id="9"/>
       <w:r>
         <w:rPr>
           <w:rFonts w:ascii="Times New Roman" w:hAnsi="Times New Roman" w:eastAsia="微软雅黑" w:cs="微软雅黑"/>
@@ -3715,15 +4694,15 @@
           </w14:shadow>
         </w:rPr>
       </w:pPr>
-      <w:bookmarkStart w:id="0" w:name="_Toc13196_WPSOffice_Level1"/>
-      <w:bookmarkStart w:id="1" w:name="_Toc12505"/>
-      <w:bookmarkStart w:id="2" w:name="_Toc22658"/>
-      <w:bookmarkStart w:id="3" w:name="_Toc21764_WPSOffice_Level1"/>
-      <w:bookmarkStart w:id="4" w:name="_Toc1707_WPSOffice_Level1"/>
-      <w:bookmarkStart w:id="5" w:name="_Toc27302"/>
+      <w:bookmarkStart w:id="0" w:name="_Toc1707_WPSOffice_Level1"/>
+      <w:bookmarkStart w:id="1" w:name="_Toc27302"/>
+      <w:bookmarkStart w:id="2" w:name="_Toc28240"/>
+      <w:bookmarkStart w:id="3" w:name="_Toc12505"/>
+      <w:bookmarkStart w:id="4" w:name="_Toc16594"/>
+      <w:bookmarkStart w:id="5" w:name="_Toc13196_WPSOffice_Level1"/>
       <w:bookmarkStart w:id="6" w:name="_Toc2409"/>
-      <w:bookmarkStart w:id="7" w:name="_Toc16594"/>
-      <w:bookmarkStart w:id="8" w:name="_Toc28240"/>
+      <w:bookmarkStart w:id="7" w:name="_Toc21764_WPSOffice_Level1"/>
+      <w:bookmarkStart w:id="8" w:name="_Toc22658"/>
       <w:r>
         <w:rPr>
           <w:rFonts w:ascii="Times New Roman" w:hAnsi="Times New Roman"/>
@@ -7034,6 +8013,19 @@
       <w:szCs w:val="24"/>
     </w:rPr>
   </w:style>
+  <w:style w:type="table" w:customStyle="1" w:styleId="14">
+    <w:name w:val="Table Normal"/>
+    <w:qFormat/>
+    <w:uiPriority w:val="0"/>
+    <w:tblPr>
+      <w:tblCellMar>
+        <w:top w:w="0" w:type="dxa"/>
+        <w:left w:w="0" w:type="dxa"/>
+        <w:bottom w:w="0" w:type="dxa"/>
+        <w:right w:w="0" w:type="dxa"/>
+      </w:tblCellMar>
+    </w:tblPr>
+  </w:style>
 </w:styles>
 </file>
 

--- a/WebContent/docx/EGFR_ALK_ROS1基因检测报告模板-苏州九院.docx
+++ b/WebContent/docx/EGFR_ALK_ROS1基因检测报告模板-苏州九院.docx
@@ -3441,7 +3441,7 @@
     <w:tbl>
       <w:tblPr>
         <w:tblStyle w:val="14"/>
-        <w:tblW w:w="8091" w:type="dxa"/>
+        <w:tblW w:w="6772" w:type="dxa"/>
         <w:jc w:val="right"/>
         <w:tblLayout w:type="fixed"/>
         <w:tblCellMar>
@@ -3452,11 +3452,10 @@
         </w:tblCellMar>
       </w:tblPr>
       <w:tblGrid>
-        <w:gridCol w:w="1068"/>
-        <w:gridCol w:w="1386"/>
-        <w:gridCol w:w="1386"/>
-        <w:gridCol w:w="1018"/>
-        <w:gridCol w:w="3233"/>
+        <w:gridCol w:w="1272"/>
+        <w:gridCol w:w="2040"/>
+        <w:gridCol w:w="1166"/>
+        <w:gridCol w:w="2294"/>
       </w:tblGrid>
       <w:tr>
         <w:tblPrEx>
@@ -3473,7 +3472,7 @@
         </w:trPr>
         <w:tc>
           <w:tcPr>
-            <w:tcW w:w="1068" w:type="dxa"/>
+            <w:tcW w:w="1272" w:type="dxa"/>
             <w:vAlign w:val="center"/>
           </w:tcPr>
           <w:p>
@@ -3504,7 +3503,7 @@
         </w:tc>
         <w:tc>
           <w:tcPr>
-            <w:tcW w:w="1386" w:type="dxa"/>
+            <w:tcW w:w="2040" w:type="dxa"/>
             <w:vAlign w:val="center"/>
           </w:tcPr>
           <w:p>
@@ -3520,38 +3519,6 @@
                 <w:lang w:val="en-US" w:eastAsia="en-US" w:bidi="ar-SA"/>
               </w:rPr>
             </w:pPr>
-            <w:r>
-              <w:rPr>
-                <w:rFonts w:hint="eastAsia" w:ascii="Times New Roman" w:hAnsi="Times New Roman" w:eastAsia="宋体" w:cs="Times New Roman"/>
-                <w:b w:val="0"/>
-                <w:bCs/>
-                <w:sz w:val="24"/>
-                <w:szCs w:val="24"/>
-                <w:lang w:val="en-US" w:eastAsia="zh-CN" w:bidi="ar-SA"/>
-              </w:rPr>
-              <w:t>临检检测人，</w:t>
-            </w:r>
-          </w:p>
-        </w:tc>
-        <w:tc>
-          <w:tcPr>
-            <w:tcW w:w="1386" w:type="dxa"/>
-            <w:vAlign w:val="center"/>
-          </w:tcPr>
-          <w:p>
-            <w:pPr>
-              <w:widowControl w:val="0"/>
-              <w:spacing w:before="13"/>
-              <w:jc w:val="both"/>
-              <w:rPr>
-                <w:rFonts w:hint="eastAsia" w:ascii="Times New Roman" w:hAnsi="Times New Roman" w:eastAsia="宋体" w:cs="Times New Roman"/>
-                <w:b w:val="0"/>
-                <w:bCs/>
-                <w:sz w:val="24"/>
-                <w:szCs w:val="24"/>
-                <w:lang w:val="en-US" w:eastAsia="zh-CN" w:bidi="ar-SA"/>
-              </w:rPr>
-            </w:pPr>
             <w:bookmarkStart w:id="9" w:name="_GoBack"/>
             <w:r>
               <w:rPr>
@@ -3566,15 +3533,15 @@
                     <wp:anchor distT="0" distB="0" distL="114300" distR="114300" simplePos="0" relativeHeight="251662336" behindDoc="0" locked="0" layoutInCell="1" allowOverlap="1">
                       <wp:simplePos x="0" y="0"/>
                       <wp:positionH relativeFrom="column">
-                        <wp:posOffset>-55880</wp:posOffset>
+                        <wp:posOffset>7620</wp:posOffset>
                       </wp:positionH>
                       <wp:positionV relativeFrom="paragraph">
-                        <wp:posOffset>-461010</wp:posOffset>
+                        <wp:posOffset>-480060</wp:posOffset>
                       </wp:positionV>
-                      <wp:extent cx="3352800" cy="1443355"/>
-                      <wp:effectExtent l="0" t="0" r="0" b="4445"/>
+                      <wp:extent cx="3058160" cy="1442720"/>
+                      <wp:effectExtent l="0" t="0" r="5080" b="5080"/>
                       <wp:wrapNone/>
-                      <wp:docPr id="8" name="组合 8"/>
+                      <wp:docPr id="12" name="组合 12"/>
                       <wp:cNvGraphicFramePr/>
                       <a:graphic xmlns:a="http://schemas.openxmlformats.org/drawingml/2006/main">
                         <a:graphicData uri="http://schemas.microsoft.com/office/word/2010/wordprocessingGroup">
@@ -3583,25 +3550,25 @@
                             <wpg:grpSpPr>
                               <a:xfrm>
                                 <a:off x="0" y="0"/>
-                                <a:ext cx="3352800" cy="1443355"/>
-                                <a:chOff x="19211" y="18890"/>
-                                <a:chExt cx="5280" cy="2273"/>
+                                <a:ext cx="3058160" cy="1442720"/>
+                                <a:chOff x="19211" y="18842"/>
+                                <a:chExt cx="4816" cy="2272"/>
                               </a:xfrm>
                             </wpg:grpSpPr>
                             <wpg:grpSp>
-                              <wpg:cNvPr id="9" name="组合 6"/>
+                              <wpg:cNvPr id="13" name="组合 6"/>
                               <wpg:cNvGrpSpPr/>
                               <wpg:grpSpPr>
                                 <a:xfrm>
-                                  <a:off x="19211" y="18890"/>
-                                  <a:ext cx="5140" cy="2273"/>
-                                  <a:chOff x="19199" y="18950"/>
-                                  <a:chExt cx="5140" cy="2273"/>
+                                  <a:off x="19211" y="18842"/>
+                                  <a:ext cx="4816" cy="2273"/>
+                                  <a:chOff x="19199" y="18902"/>
+                                  <a:chExt cx="4816" cy="2273"/>
                                 </a:xfrm>
                               </wpg:grpSpPr>
                               <pic:pic xmlns:pic="http://schemas.openxmlformats.org/drawingml/2006/picture">
                                 <pic:nvPicPr>
-                                  <pic:cNvPr id="10" name="图片 6" descr="蔡冬雪"/>
+                                  <pic:cNvPr id="16" name="图片 6" descr="蔡冬雪"/>
                                   <pic:cNvPicPr>
                                     <a:picLocks noChangeAspect="1"/>
                                   </pic:cNvPicPr>
@@ -3639,7 +3606,7 @@
                               </pic:pic>
                               <pic:pic xmlns:pic="http://schemas.openxmlformats.org/drawingml/2006/picture">
                                 <pic:nvPicPr>
-                                  <pic:cNvPr id="12" name="图片 25"/>
+                                  <pic:cNvPr id="17" name="图片 25"/>
                                   <pic:cNvPicPr>
                                     <a:picLocks noChangeAspect="1" noChangeArrowheads="1"/>
                                   </pic:cNvPicPr>
@@ -3659,7 +3626,7 @@
                                 </pic:blipFill>
                                 <pic:spPr>
                                   <a:xfrm>
-                                    <a:off x="22066" y="18950"/>
+                                    <a:off x="21742" y="18902"/>
                                     <a:ext cx="2273" cy="2273"/>
                                   </a:xfrm>
                                   <a:prstGeom prst="rect">
@@ -3674,7 +3641,7 @@
                             </wpg:grpSp>
                             <pic:pic xmlns:pic="http://schemas.openxmlformats.org/drawingml/2006/picture">
                               <pic:nvPicPr>
-                                <pic:cNvPr id="26" name="图片 4" descr="王建丽"/>
+                                <pic:cNvPr id="18" name="图片 4" descr="王建丽"/>
                                 <pic:cNvPicPr>
                                   <a:picLocks noChangeAspect="1"/>
                                 </pic:cNvPicPr>
@@ -3701,7 +3668,7 @@
                               </pic:blipFill>
                               <pic:spPr>
                                 <a:xfrm>
-                                  <a:off x="23233" y="19467"/>
+                                  <a:off x="22261" y="19395"/>
                                   <a:ext cx="1258" cy="713"/>
                                 </a:xfrm>
                                 <a:prstGeom prst="rect">
@@ -3717,24 +3684,24 @@
                 </mc:Choice>
                 <mc:Fallback>
                   <w:pict>
-                    <v:group id="_x0000_s1026" o:spid="_x0000_s1026" o:spt="203" style="position:absolute;left:0pt;margin-left:-4.4pt;margin-top:-36.3pt;height:113.65pt;width:264pt;z-index:251662336;mso-width-relative:page;mso-height-relative:page;" coordorigin="19211,18890" coordsize="5280,2273" o:gfxdata="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">
+                    <v:group id="_x0000_s1026" o:spid="_x0000_s1026" o:spt="203" style="position:absolute;left:0pt;margin-left:0.6pt;margin-top:-37.8pt;height:113.6pt;width:240.8pt;z-index:251662336;mso-width-relative:page;mso-height-relative:page;" coordorigin="19211,18842" coordsize="4816,2272" o:gfxdata="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">
                       <o:lock v:ext="edit" aspectratio="f"/>
-                      <v:group id="组合 6" o:spid="_x0000_s1026" o:spt="203" style="position:absolute;left:19211;top:18890;height:2273;width:5140;" coordorigin="19199,18950" coordsize="5140,2273" o:gfxdata="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">
+                      <v:group id="组合 6" o:spid="_x0000_s1026" o:spt="203" style="position:absolute;left:19211;top:18842;height:2273;width:4816;" coordorigin="19199,18902" coordsize="4816,2273" o:gfxdata="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">
                         <o:lock v:ext="edit" aspectratio="f"/>
-                        <v:shape id="图片 6" o:spid="_x0000_s1026" o:spt="75" alt="蔡冬雪" type="#_x0000_t75" style="position:absolute;left:19199;top:19551;height:566;width:1261;" filled="f" o:preferrelative="t" stroked="f" coordsize="21600,21600" o:gfxdata="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">
+                        <v:shape id="图片 6" o:spid="_x0000_s1026" o:spt="75" alt="蔡冬雪" type="#_x0000_t75" style="position:absolute;left:19199;top:19551;height:566;width:1261;" filled="f" o:preferrelative="t" stroked="f" coordsize="21600,21600" o:gfxdata="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">
                           <v:fill on="f" focussize="0,0"/>
                           <v:stroke on="f"/>
                           <v:imagedata r:id="rId7" cropleft="12226f" croptop="21838f" cropright="12384f" cropbottom="17497f" chromakey="#FFFFFF" o:title=""/>
                           <o:lock v:ext="edit" aspectratio="t"/>
                         </v:shape>
-                        <v:shape id="图片 25" o:spid="_x0000_s1026" o:spt="75" type="#_x0000_t75" style="position:absolute;left:22066;top:18950;height:2273;width:2273;" filled="f" o:preferrelative="t" stroked="f" coordsize="21600,21600" o:gfxdata="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">
+                        <v:shape id="图片 25" o:spid="_x0000_s1026" o:spt="75" type="#_x0000_t75" style="position:absolute;left:21742;top:18902;height:2273;width:2273;" filled="f" o:preferrelative="t" stroked="f" coordsize="21600,21600" o:gfxdata="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">
                           <v:fill on="f" focussize="0,0"/>
                           <v:stroke on="f"/>
                           <v:imagedata r:id="rId8" o:title=""/>
                           <o:lock v:ext="edit" aspectratio="t"/>
                         </v:shape>
                       </v:group>
-                      <v:shape id="图片 4" o:spid="_x0000_s1026" o:spt="75" alt="王建丽" type="#_x0000_t75" style="position:absolute;left:23233;top:19467;height:713;width:1258;" filled="f" o:preferrelative="t" stroked="f" coordsize="21600,21600" o:gfxdata="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">
+                      <v:shape id="图片 4" o:spid="_x0000_s1026" o:spt="75" alt="王建丽" type="#_x0000_t75" style="position:absolute;left:22261;top:19395;height:713;width:1258;" filled="f" o:preferrelative="t" stroked="f" coordsize="21600,21600" o:gfxdata="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">
                         <v:fill on="f" focussize="0,0"/>
                         <v:stroke on="f"/>
                         <v:imagedata r:id="rId9" chromakey="#FFFFFF" o:title=""/>
@@ -3750,7 +3717,7 @@
         </w:tc>
         <w:tc>
           <w:tcPr>
-            <w:tcW w:w="1018" w:type="dxa"/>
+            <w:tcW w:w="1166" w:type="dxa"/>
             <w:vAlign w:val="center"/>
           </w:tcPr>
           <w:p>
@@ -3790,7 +3757,7 @@
         </w:tc>
         <w:tc>
           <w:tcPr>
-            <w:tcW w:w="3233" w:type="dxa"/>
+            <w:tcW w:w="2294" w:type="dxa"/>
             <w:vAlign w:val="center"/>
           </w:tcPr>
           <w:p>
@@ -3800,24 +3767,13 @@
               <w:ind w:right="15"/>
               <w:jc w:val="both"/>
               <w:rPr>
-                <w:rFonts w:hint="default" w:ascii="Times New Roman" w:hAnsi="Times New Roman" w:eastAsia="宋体" w:cs="Times New Roman"/>
+                <w:rFonts w:ascii="Times New Roman" w:hAnsi="Times New Roman" w:eastAsia="宋体" w:cs="Times New Roman"/>
                 <w:b/>
                 <w:sz w:val="24"/>
                 <w:szCs w:val="24"/>
-                <w:lang w:val="en-US" w:eastAsia="zh-CN" w:bidi="ar-SA"/>
+                <w:lang w:val="en-US" w:eastAsia="en-US" w:bidi="ar-SA"/>
               </w:rPr>
             </w:pPr>
-            <w:r>
-              <w:rPr>
-                <w:rFonts w:hint="eastAsia" w:ascii="Times New Roman" w:hAnsi="Times New Roman" w:eastAsia="宋体" w:cs="Times New Roman"/>
-                <w:b w:val="0"/>
-                <w:bCs/>
-                <w:sz w:val="24"/>
-                <w:szCs w:val="24"/>
-                <w:lang w:val="en-US" w:eastAsia="zh-CN" w:bidi="ar-SA"/>
-              </w:rPr>
-              <w:t>临检所复核人，</w:t>
-            </w:r>
           </w:p>
         </w:tc>
       </w:tr>
@@ -3836,7 +3792,7 @@
         </w:trPr>
         <w:tc>
           <w:tcPr>
-            <w:tcW w:w="1068" w:type="dxa"/>
+            <w:tcW w:w="1272" w:type="dxa"/>
             <w:vAlign w:val="center"/>
           </w:tcPr>
           <w:p>
@@ -3887,8 +3843,7 @@
         </w:tc>
         <w:tc>
           <w:tcPr>
-            <w:tcW w:w="2772" w:type="dxa"/>
-            <w:gridSpan w:val="2"/>
+            <w:tcW w:w="2040" w:type="dxa"/>
             <w:vAlign w:val="center"/>
           </w:tcPr>
           <w:p>
@@ -3917,7 +3872,7 @@
         </w:tc>
         <w:tc>
           <w:tcPr>
-            <w:tcW w:w="1018" w:type="dxa"/>
+            <w:tcW w:w="1166" w:type="dxa"/>
             <w:vAlign w:val="center"/>
           </w:tcPr>
           <w:p>
@@ -3967,7 +3922,7 @@
         </w:tc>
         <w:tc>
           <w:tcPr>
-            <w:tcW w:w="3233" w:type="dxa"/>
+            <w:tcW w:w="2294" w:type="dxa"/>
             <w:vAlign w:val="center"/>
           </w:tcPr>
           <w:p>
@@ -4070,16 +4025,16 @@
         <w:widowControl w:val="0"/>
         <w:spacing w:after="0" w:line="240" w:lineRule="auto"/>
         <w:rPr>
-          <w:rFonts w:hint="default" w:ascii="宋体" w:hAnsi="宋体" w:eastAsia="宋体" w:cs="宋体"/>
+          <w:rFonts w:ascii="宋体" w:hAnsi="宋体" w:eastAsia="宋体" w:cs="宋体"/>
           <w:sz w:val="24"/>
-          <w:lang w:val="en-US" w:eastAsia="zh-CN"/>
+          <w:lang w:eastAsia="zh-CN"/>
         </w:rPr>
       </w:pPr>
     </w:p>
     <w:tbl>
       <w:tblPr>
         <w:tblStyle w:val="14"/>
-        <w:tblW w:w="8091" w:type="dxa"/>
+        <w:tblW w:w="6772" w:type="dxa"/>
         <w:jc w:val="right"/>
         <w:tblLayout w:type="fixed"/>
         <w:tblCellMar>
@@ -4090,11 +4045,10 @@
         </w:tblCellMar>
       </w:tblPr>
       <w:tblGrid>
-        <w:gridCol w:w="1068"/>
-        <w:gridCol w:w="1386"/>
-        <w:gridCol w:w="1386"/>
-        <w:gridCol w:w="1018"/>
-        <w:gridCol w:w="3233"/>
+        <w:gridCol w:w="1272"/>
+        <w:gridCol w:w="2040"/>
+        <w:gridCol w:w="1166"/>
+        <w:gridCol w:w="2294"/>
       </w:tblGrid>
       <w:tr>
         <w:tblPrEx>
@@ -4111,7 +4065,7 @@
         </w:trPr>
         <w:tc>
           <w:tcPr>
-            <w:tcW w:w="1068" w:type="dxa"/>
+            <w:tcW w:w="1272" w:type="dxa"/>
             <w:vAlign w:val="center"/>
           </w:tcPr>
           <w:p>
@@ -4142,7 +4096,7 @@
         </w:tc>
         <w:tc>
           <w:tcPr>
-            <w:tcW w:w="1386" w:type="dxa"/>
+            <w:tcW w:w="2040" w:type="dxa"/>
             <w:vAlign w:val="center"/>
           </w:tcPr>
           <w:p>
@@ -4160,38 +4114,6 @@
             </w:pPr>
             <w:r>
               <w:rPr>
-                <w:rFonts w:hint="eastAsia" w:ascii="Times New Roman" w:hAnsi="Times New Roman" w:eastAsia="宋体" w:cs="Times New Roman"/>
-                <w:b w:val="0"/>
-                <w:bCs/>
-                <w:sz w:val="24"/>
-                <w:szCs w:val="24"/>
-                <w:lang w:val="en-US" w:eastAsia="zh-CN" w:bidi="ar-SA"/>
-              </w:rPr>
-              <w:t>临检检测人，</w:t>
-            </w:r>
-          </w:p>
-        </w:tc>
-        <w:tc>
-          <w:tcPr>
-            <w:tcW w:w="1386" w:type="dxa"/>
-            <w:vAlign w:val="center"/>
-          </w:tcPr>
-          <w:p>
-            <w:pPr>
-              <w:widowControl w:val="0"/>
-              <w:spacing w:before="13"/>
-              <w:jc w:val="both"/>
-              <w:rPr>
-                <w:rFonts w:hint="eastAsia" w:ascii="Times New Roman" w:hAnsi="Times New Roman" w:eastAsia="宋体" w:cs="Times New Roman"/>
-                <w:b w:val="0"/>
-                <w:bCs/>
-                <w:sz w:val="24"/>
-                <w:szCs w:val="24"/>
-                <w:lang w:val="en-US" w:eastAsia="zh-CN" w:bidi="ar-SA"/>
-              </w:rPr>
-            </w:pPr>
-            <w:r>
-              <w:rPr>
                 <w:rFonts w:ascii="宋体" w:hAnsi="宋体" w:eastAsia="宋体" w:cs="宋体"/>
                 <w:sz w:val="22"/>
                 <w:szCs w:val="22"/>
@@ -4203,15 +4125,15 @@
                     <wp:anchor distT="0" distB="0" distL="114300" distR="114300" simplePos="0" relativeHeight="251663360" behindDoc="0" locked="0" layoutInCell="1" allowOverlap="1">
                       <wp:simplePos x="0" y="0"/>
                       <wp:positionH relativeFrom="column">
-                        <wp:posOffset>-95885</wp:posOffset>
+                        <wp:posOffset>0</wp:posOffset>
                       </wp:positionH>
                       <wp:positionV relativeFrom="paragraph">
-                        <wp:posOffset>-453390</wp:posOffset>
+                        <wp:posOffset>-370840</wp:posOffset>
                       </wp:positionV>
-                      <wp:extent cx="3468370" cy="1443355"/>
-                      <wp:effectExtent l="0" t="0" r="0" b="4445"/>
+                      <wp:extent cx="3134360" cy="1443355"/>
+                      <wp:effectExtent l="0" t="0" r="5080" b="4445"/>
                       <wp:wrapNone/>
-                      <wp:docPr id="14" name="组合 14"/>
+                      <wp:docPr id="22" name="组合 22"/>
                       <wp:cNvGraphicFramePr/>
                       <a:graphic xmlns:a="http://schemas.openxmlformats.org/drawingml/2006/main">
                         <a:graphicData uri="http://schemas.microsoft.com/office/word/2010/wordprocessingGroup">
@@ -4220,25 +4142,25 @@
                             <wpg:grpSpPr>
                               <a:xfrm>
                                 <a:off x="0" y="0"/>
-                                <a:ext cx="3468370" cy="1443355"/>
-                                <a:chOff x="19283" y="20786"/>
-                                <a:chExt cx="5462" cy="2273"/>
+                                <a:ext cx="3134360" cy="1443355"/>
+                                <a:chOff x="19199" y="20810"/>
+                                <a:chExt cx="4936" cy="2273"/>
                               </a:xfrm>
                             </wpg:grpSpPr>
                             <wpg:grpSp>
-                              <wpg:cNvPr id="15" name="组合 23"/>
+                              <wpg:cNvPr id="25" name="组合 23"/>
                               <wpg:cNvGrpSpPr/>
                               <wpg:grpSpPr>
                                 <a:xfrm>
-                                  <a:off x="19283" y="20786"/>
-                                  <a:ext cx="5212" cy="2273"/>
-                                  <a:chOff x="19283" y="20786"/>
-                                  <a:chExt cx="5212" cy="2273"/>
+                                  <a:off x="19199" y="20810"/>
+                                  <a:ext cx="4936" cy="2273"/>
+                                  <a:chOff x="19199" y="20810"/>
+                                  <a:chExt cx="4936" cy="2273"/>
                                 </a:xfrm>
                               </wpg:grpSpPr>
                               <pic:pic xmlns:pic="http://schemas.openxmlformats.org/drawingml/2006/picture">
                                 <pic:nvPicPr>
-                                  <pic:cNvPr id="16" name="图片 1"/>
+                                  <pic:cNvPr id="26" name="图片 1"/>
                                   <pic:cNvPicPr>
                                     <a:picLocks noChangeAspect="1"/>
                                   </pic:cNvPicPr>
@@ -4266,7 +4188,7 @@
                                 </pic:blipFill>
                                 <pic:spPr>
                                   <a:xfrm>
-                                    <a:off x="19283" y="21275"/>
+                                    <a:off x="19199" y="21203"/>
                                     <a:ext cx="1672" cy="901"/>
                                   </a:xfrm>
                                   <a:prstGeom prst="rect">
@@ -4280,7 +4202,7 @@
                               </pic:pic>
                               <pic:pic xmlns:pic="http://schemas.openxmlformats.org/drawingml/2006/picture">
                                 <pic:nvPicPr>
-                                  <pic:cNvPr id="18" name="图片 25"/>
+                                  <pic:cNvPr id="27" name="图片 25"/>
                                   <pic:cNvPicPr>
                                     <a:picLocks noChangeAspect="1" noChangeArrowheads="1"/>
                                   </pic:cNvPicPr>
@@ -4300,7 +4222,7 @@
                                 </pic:blipFill>
                                 <pic:spPr>
                                   <a:xfrm>
-                                    <a:off x="22222" y="20786"/>
+                                    <a:off x="21862" y="20810"/>
                                     <a:ext cx="2273" cy="2273"/>
                                   </a:xfrm>
                                   <a:prstGeom prst="rect">
@@ -4315,7 +4237,7 @@
                             </wpg:grpSp>
                             <pic:pic xmlns:pic="http://schemas.openxmlformats.org/drawingml/2006/picture">
                               <pic:nvPicPr>
-                                <pic:cNvPr id="17" name="图片 11" descr="王建丽"/>
+                                <pic:cNvPr id="28" name="图片 11" descr="王建丽"/>
                                 <pic:cNvPicPr>
                                   <a:picLocks noChangeAspect="1"/>
                                 </pic:cNvPicPr>
@@ -4342,7 +4264,7 @@
                               </pic:blipFill>
                               <pic:spPr>
                                 <a:xfrm>
-                                  <a:off x="23257" y="21239"/>
+                                  <a:off x="22321" y="21215"/>
                                   <a:ext cx="1488" cy="842"/>
                                 </a:xfrm>
                                 <a:prstGeom prst="rect">
@@ -4358,24 +4280,24 @@
                 </mc:Choice>
                 <mc:Fallback>
                   <w:pict>
-                    <v:group id="_x0000_s1026" o:spid="_x0000_s1026" o:spt="203" style="position:absolute;left:0pt;margin-left:-7.55pt;margin-top:-35.7pt;height:113.65pt;width:273.1pt;z-index:251663360;mso-width-relative:page;mso-height-relative:page;" coordorigin="19283,20786" coordsize="5462,2273" o:gfxdata="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">
+                    <v:group id="_x0000_s1026" o:spid="_x0000_s1026" o:spt="203" style="position:absolute;left:0pt;margin-left:0pt;margin-top:-29.2pt;height:113.65pt;width:246.8pt;z-index:251663360;mso-width-relative:page;mso-height-relative:page;" coordorigin="19199,20810" coordsize="4936,2273" o:gfxdata="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">
                       <o:lock v:ext="edit" aspectratio="f"/>
-                      <v:group id="组合 23" o:spid="_x0000_s1026" o:spt="203" style="position:absolute;left:19283;top:20786;height:2273;width:5212;" coordorigin="19283,20786" coordsize="5212,2273" o:gfxdata="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">
+                      <v:group id="组合 23" o:spid="_x0000_s1026" o:spt="203" style="position:absolute;left:19199;top:20810;height:2273;width:4936;" coordorigin="19199,20810" coordsize="4936,2273" o:gfxdata="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">
                         <o:lock v:ext="edit" aspectratio="f"/>
-                        <v:shape id="图片 1" o:spid="_x0000_s1026" o:spt="75" type="#_x0000_t75" style="position:absolute;left:19283;top:21275;height:901;width:1672;" filled="f" o:preferrelative="t" stroked="f" coordsize="21600,21600" o:gfxdata="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">
+                        <v:shape id="图片 1" o:spid="_x0000_s1026" o:spt="75" type="#_x0000_t75" style="position:absolute;left:19199;top:21203;height:901;width:1672;" filled="f" o:preferrelative="t" stroked="f" coordsize="21600,21600" o:gfxdata="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">
                           <v:fill on="f" focussize="0,0"/>
                           <v:stroke on="f"/>
                           <v:imagedata r:id="rId10" cropleft="7158f" croptop="7646f" chromakey="#FFFFFF" o:title=""/>
                           <o:lock v:ext="edit" aspectratio="t"/>
                         </v:shape>
-                        <v:shape id="图片 25" o:spid="_x0000_s1026" o:spt="75" type="#_x0000_t75" style="position:absolute;left:22222;top:20786;height:2273;width:2273;" filled="f" o:preferrelative="t" stroked="f" coordsize="21600,21600" o:gfxdata="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">
+                        <v:shape id="图片 25" o:spid="_x0000_s1026" o:spt="75" type="#_x0000_t75" style="position:absolute;left:21862;top:20810;height:2273;width:2273;" filled="f" o:preferrelative="t" stroked="f" coordsize="21600,21600" o:gfxdata="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">
                           <v:fill on="f" focussize="0,0"/>
                           <v:stroke on="f"/>
                           <v:imagedata r:id="rId8" o:title=""/>
                           <o:lock v:ext="edit" aspectratio="t"/>
                         </v:shape>
                       </v:group>
-                      <v:shape id="图片 11" o:spid="_x0000_s1026" o:spt="75" alt="王建丽" type="#_x0000_t75" style="position:absolute;left:23257;top:21239;height:842;width:1488;" filled="f" o:preferrelative="t" stroked="f" coordsize="21600,21600" o:gfxdata="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">
+                      <v:shape id="图片 11" o:spid="_x0000_s1026" o:spt="75" alt="王建丽" type="#_x0000_t75" style="position:absolute;left:22321;top:21215;height:842;width:1488;" filled="f" o:preferrelative="t" stroked="f" coordsize="21600,21600" o:gfxdata="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">
                         <v:fill on="f" focussize="0,0"/>
                         <v:stroke on="f"/>
                         <v:imagedata r:id="rId9" chromakey="#FFFFFF" o:title=""/>
@@ -4390,7 +4312,7 @@
         </w:tc>
         <w:tc>
           <w:tcPr>
-            <w:tcW w:w="1018" w:type="dxa"/>
+            <w:tcW w:w="1166" w:type="dxa"/>
             <w:vAlign w:val="center"/>
           </w:tcPr>
           <w:p>
@@ -4430,7 +4352,7 @@
         </w:tc>
         <w:tc>
           <w:tcPr>
-            <w:tcW w:w="3233" w:type="dxa"/>
+            <w:tcW w:w="2294" w:type="dxa"/>
             <w:vAlign w:val="center"/>
           </w:tcPr>
           <w:p>
@@ -4440,24 +4362,13 @@
               <w:ind w:right="15"/>
               <w:jc w:val="both"/>
               <w:rPr>
-                <w:rFonts w:hint="default" w:ascii="Times New Roman" w:hAnsi="Times New Roman" w:eastAsia="宋体" w:cs="Times New Roman"/>
+                <w:rFonts w:ascii="Times New Roman" w:hAnsi="Times New Roman" w:eastAsia="宋体" w:cs="Times New Roman"/>
                 <w:b/>
                 <w:sz w:val="24"/>
                 <w:szCs w:val="24"/>
-                <w:lang w:val="en-US" w:eastAsia="zh-CN" w:bidi="ar-SA"/>
+                <w:lang w:val="en-US" w:eastAsia="en-US" w:bidi="ar-SA"/>
               </w:rPr>
             </w:pPr>
-            <w:r>
-              <w:rPr>
-                <w:rFonts w:hint="eastAsia" w:ascii="Times New Roman" w:hAnsi="Times New Roman" w:eastAsia="宋体" w:cs="Times New Roman"/>
-                <w:b w:val="0"/>
-                <w:bCs/>
-                <w:sz w:val="24"/>
-                <w:szCs w:val="24"/>
-                <w:lang w:val="en-US" w:eastAsia="zh-CN" w:bidi="ar-SA"/>
-              </w:rPr>
-              <w:t>临检所复核人，</w:t>
-            </w:r>
           </w:p>
         </w:tc>
       </w:tr>
@@ -4476,7 +4387,7 @@
         </w:trPr>
         <w:tc>
           <w:tcPr>
-            <w:tcW w:w="1068" w:type="dxa"/>
+            <w:tcW w:w="1272" w:type="dxa"/>
             <w:vAlign w:val="center"/>
           </w:tcPr>
           <w:p>
@@ -4527,8 +4438,7 @@
         </w:tc>
         <w:tc>
           <w:tcPr>
-            <w:tcW w:w="2772" w:type="dxa"/>
-            <w:gridSpan w:val="2"/>
+            <w:tcW w:w="2040" w:type="dxa"/>
             <w:vAlign w:val="center"/>
           </w:tcPr>
           <w:p>
@@ -4557,7 +4467,7 @@
         </w:tc>
         <w:tc>
           <w:tcPr>
-            <w:tcW w:w="1018" w:type="dxa"/>
+            <w:tcW w:w="1166" w:type="dxa"/>
             <w:vAlign w:val="center"/>
           </w:tcPr>
           <w:p>
@@ -4607,7 +4517,7 @@
         </w:tc>
         <w:tc>
           <w:tcPr>
-            <w:tcW w:w="3233" w:type="dxa"/>
+            <w:tcW w:w="2294" w:type="dxa"/>
             <w:vAlign w:val="center"/>
           </w:tcPr>
           <w:p>
@@ -4694,15 +4604,15 @@
           </w14:shadow>
         </w:rPr>
       </w:pPr>
-      <w:bookmarkStart w:id="0" w:name="_Toc1707_WPSOffice_Level1"/>
-      <w:bookmarkStart w:id="1" w:name="_Toc27302"/>
-      <w:bookmarkStart w:id="2" w:name="_Toc28240"/>
+      <w:bookmarkStart w:id="0" w:name="_Toc27302"/>
+      <w:bookmarkStart w:id="1" w:name="_Toc28240"/>
+      <w:bookmarkStart w:id="2" w:name="_Toc1707_WPSOffice_Level1"/>
       <w:bookmarkStart w:id="3" w:name="_Toc12505"/>
-      <w:bookmarkStart w:id="4" w:name="_Toc16594"/>
-      <w:bookmarkStart w:id="5" w:name="_Toc13196_WPSOffice_Level1"/>
-      <w:bookmarkStart w:id="6" w:name="_Toc2409"/>
-      <w:bookmarkStart w:id="7" w:name="_Toc21764_WPSOffice_Level1"/>
-      <w:bookmarkStart w:id="8" w:name="_Toc22658"/>
+      <w:bookmarkStart w:id="4" w:name="_Toc2409"/>
+      <w:bookmarkStart w:id="5" w:name="_Toc16594"/>
+      <w:bookmarkStart w:id="6" w:name="_Toc22658"/>
+      <w:bookmarkStart w:id="7" w:name="_Toc13196_WPSOffice_Level1"/>
+      <w:bookmarkStart w:id="8" w:name="_Toc21764_WPSOffice_Level1"/>
       <w:r>
         <w:rPr>
           <w:rFonts w:ascii="Times New Roman" w:hAnsi="Times New Roman"/>
